--- a/Lehrstellensuchassistenz/resources/word_doc/Bewerbung_Beispiel.docx
+++ b/Lehrstellensuchassistenz/resources/word_doc/Bewerbung_Beispiel.docx
@@ -22,20 +22,1010 @@
           <w:lang w:eastAsia="de-AT"/>
         </w:rPr>
         <mc:AlternateContent>
+          <mc:Choice Requires="wpg">
+            <w:drawing>
+              <wp:anchor distT="0" distB="0" distL="114300" distR="114300" simplePos="0" relativeHeight="251691008" behindDoc="0" locked="0" layoutInCell="1" allowOverlap="1" wp14:anchorId="5AA4A1BF" wp14:editId="78DDF579">
+                <wp:simplePos x="0" y="0"/>
+                <wp:positionH relativeFrom="column">
+                  <wp:posOffset>1777042</wp:posOffset>
+                </wp:positionH>
+                <wp:positionV relativeFrom="paragraph">
+                  <wp:posOffset>1009291</wp:posOffset>
+                </wp:positionV>
+                <wp:extent cx="5094630" cy="8946927"/>
+                <wp:effectExtent l="0" t="0" r="0" b="6985"/>
+                <wp:wrapNone/>
+                <wp:docPr id="1" name="Gruppieren 1"/>
+                <wp:cNvGraphicFramePr/>
+                <a:graphic xmlns:a="http://schemas.openxmlformats.org/drawingml/2006/main">
+                  <a:graphicData uri="http://schemas.microsoft.com/office/word/2010/wordprocessingGroup">
+                    <wpg:wgp>
+                      <wpg:cNvGrpSpPr/>
+                      <wpg:grpSpPr>
+                        <a:xfrm>
+                          <a:off x="0" y="0"/>
+                          <a:ext cx="5094630" cy="8946927"/>
+                          <a:chOff x="0" y="-9937"/>
+                          <a:chExt cx="5094630" cy="8946927"/>
+                        </a:xfrm>
+                      </wpg:grpSpPr>
+                      <wps:wsp>
+                        <wps:cNvPr id="307" name="Textfeld 2"/>
+                        <wps:cNvSpPr txBox="1">
+                          <a:spLocks noChangeArrowheads="1"/>
+                        </wps:cNvSpPr>
+                        <wps:spPr bwMode="auto">
+                          <a:xfrm>
+                            <a:off x="21946" y="0"/>
+                            <a:ext cx="5018405" cy="8936990"/>
+                          </a:xfrm>
+                          <a:prstGeom prst="rect">
+                            <a:avLst/>
+                          </a:prstGeom>
+                          <a:noFill/>
+                          <a:ln w="9525">
+                            <a:noFill/>
+                            <a:miter lim="800000"/>
+                            <a:headEnd/>
+                            <a:tailEnd/>
+                          </a:ln>
+                        </wps:spPr>
+                        <wps:txbx>
+                          <w:txbxContent>
+                            <w:p>
+                              <w:pPr>
+                                <w:spacing w:after="120"/>
+                                <w:rPr>
+                                  <w:rFonts w:ascii="Century Gothic" w:hAnsi="Century Gothic"/>
+                                  <w:b/>
+                                  <w:lang w:val="de-DE"/>
+                                </w:rPr>
+                              </w:pPr>
+                              <w:r>
+                                <w:rPr>
+                                  <w:rFonts w:ascii="Century Gothic" w:hAnsi="Century Gothic"/>
+                                  <w:b/>
+                                  <w:lang w:val="de-DE"/>
+                                </w:rPr>
+                                <w:t>[FIRMA]</w:t>
+                              </w:r>
+                            </w:p>
+                            <w:p>
+                              <w:pPr>
+                                <w:spacing w:after="120"/>
+                                <w:rPr>
+                                  <w:rFonts w:ascii="Century Gothic" w:hAnsi="Century Gothic"/>
+                                  <w:lang w:val="de-DE"/>
+                                </w:rPr>
+                              </w:pPr>
+                              <w:r>
+                                <w:rPr>
+                                  <w:rFonts w:ascii="Century Gothic" w:hAnsi="Century Gothic"/>
+                                  <w:lang w:val="de-DE"/>
+                                </w:rPr>
+                                <w:t>[Firma A</w:t>
+                              </w:r>
+                              <w:r>
+                                <w:rPr>
+                                  <w:rFonts w:ascii="Century Gothic" w:hAnsi="Century Gothic"/>
+                                  <w:lang w:val="de-DE"/>
+                                </w:rPr>
+                                <w:t>dresse]</w:t>
+                              </w:r>
+                            </w:p>
+                            <w:p>
+                              <w:pPr>
+                                <w:spacing w:after="480"/>
+                                <w:rPr>
+                                  <w:rFonts w:ascii="Century Gothic" w:hAnsi="Century Gothic"/>
+                                  <w:lang w:val="de-DE"/>
+                                </w:rPr>
+                              </w:pPr>
+                              <w:r>
+                                <w:rPr>
+                                  <w:rFonts w:ascii="Century Gothic" w:hAnsi="Century Gothic"/>
+                                  <w:lang w:val="de-DE"/>
+                                </w:rPr>
+                                <w:t>[Postleitzahl Ort]</w:t>
+                              </w:r>
+                            </w:p>
+                            <w:p>
+                              <w:pPr>
+                                <w:spacing w:after="120"/>
+                                <w:rPr>
+                                  <w:rFonts w:ascii="Century Gothic" w:hAnsi="Century Gothic"/>
+                                  <w:lang w:val="de-DE"/>
+                                </w:rPr>
+                              </w:pPr>
+                              <w:r>
+                                <w:rPr>
+                                  <w:rFonts w:ascii="Century Gothic" w:hAnsi="Century Gothic"/>
+                                  <w:lang w:val="de-DE"/>
+                                </w:rPr>
+                                <w:t>[Ort], am [Datum</w:t>
+                              </w:r>
+                              <w:r>
+                                <w:rPr>
+                                  <w:rFonts w:ascii="Century Gothic" w:hAnsi="Century Gothic"/>
+                                  <w:lang w:val="de-DE"/>
+                                </w:rPr>
+                                <w:t>]</w:t>
+                              </w:r>
+                            </w:p>
+                            <w:p>
+                              <w:pPr>
+                                <w:spacing w:after="240"/>
+                                <w:rPr>
+                                  <w:rFonts w:ascii="Century Gothic" w:hAnsi="Century Gothic"/>
+                                  <w:b/>
+                                  <w:sz w:val="20"/>
+                                  <w:lang w:val="de-DE"/>
+                                </w:rPr>
+                              </w:pPr>
+                              <w:r>
+                                <w:rPr>
+                                  <w:rFonts w:ascii="Century Gothic" w:hAnsi="Century Gothic"/>
+                                  <w:b/>
+                                  <w:sz w:val="20"/>
+                                  <w:lang w:val="de-DE"/>
+                                </w:rPr>
+                                <w:t xml:space="preserve">Bewerbung um eine Lehrstelle als </w:t>
+                              </w:r>
+                              <w:r>
+                                <w:rPr>
+                                  <w:rFonts w:ascii="Century Gothic" w:hAnsi="Century Gothic"/>
+                                  <w:b/>
+                                  <w:sz w:val="20"/>
+                                  <w:lang w:val="de-DE"/>
+                                </w:rPr>
+                                <w:t>Applikationsentwickler – Coding</w:t>
+                              </w:r>
+                            </w:p>
+                            <w:p>
+                              <w:pPr>
+                                <w:spacing w:after="120"/>
+                                <w:rPr>
+                                  <w:rFonts w:ascii="Century Gothic" w:hAnsi="Century Gothic"/>
+                                  <w:lang w:val="de-DE"/>
+                                </w:rPr>
+                              </w:pPr>
+                              <w:r>
+                                <w:rPr>
+                                  <w:rFonts w:ascii="Century Gothic" w:hAnsi="Century Gothic"/>
+                                  <w:lang w:val="de-DE"/>
+                                </w:rPr>
+                                <w:t>[Sehr geehrte Frau / Sehr geehrter Herr] [Nachname]</w:t>
+                              </w:r>
+                              <w:r>
+                                <w:rPr>
+                                  <w:rFonts w:ascii="Century Gothic" w:hAnsi="Century Gothic"/>
+                                  <w:lang w:val="de-DE"/>
+                                </w:rPr>
+                                <w:t>,</w:t>
+                              </w:r>
+                            </w:p>
+                            <w:p>
+                              <w:pPr>
+                                <w:spacing w:after="0"/>
+                                <w:rPr>
+                                  <w:rFonts w:ascii="Century Gothic" w:hAnsi="Century Gothic"/>
+                                  <w:b/>
+                                  <w:lang w:val="de-DE"/>
+                                </w:rPr>
+                              </w:pPr>
+                              <w:r>
+                                <w:rPr>
+                                  <w:rFonts w:ascii="Century Gothic" w:hAnsi="Century Gothic"/>
+                                  <w:b/>
+                                  <w:lang w:val="de-DE"/>
+                                </w:rPr>
+                                <w:t>Interesse &amp; Motivation:</w:t>
+                              </w:r>
+                            </w:p>
+                            <w:p>
+                              <w:pPr>
+                                <w:spacing w:after="120"/>
+                                <w:rPr>
+                                  <w:rFonts w:ascii="Century Gothic" w:hAnsi="Century Gothic"/>
+                                  <w:lang w:val="de-DE"/>
+                                </w:rPr>
+                              </w:pPr>
+                              <w:r>
+                                <w:rPr>
+                                  <w:rFonts w:ascii="Century Gothic" w:hAnsi="Century Gothic"/>
+                                  <w:lang w:val="de-DE"/>
+                                </w:rPr>
+                                <w:t xml:space="preserve">Mein Interesse an Computern, Technik und Programmierung besteht seit mehreren Jahren. Deshalb habe ich mich bewusst für die HTL Informatik entschieden, um meine Kenntnisse weiter auszubauen. Besonders spannend finde ich, bei </w:t>
+                              </w:r>
+                              <w:r>
+                                <w:rPr>
+                                  <w:rFonts w:ascii="Century Gothic" w:hAnsi="Century Gothic"/>
+                                  <w:lang w:val="de-DE"/>
+                                </w:rPr>
+                                <w:t>[</w:t>
+                              </w:r>
+                              <w:r>
+                                <w:rPr>
+                                  <w:rFonts w:ascii="Century Gothic" w:hAnsi="Century Gothic"/>
+                                  <w:lang w:val="de-DE"/>
+                                </w:rPr>
+                                <w:t>Firma</w:t>
+                              </w:r>
+                              <w:r>
+                                <w:rPr>
+                                  <w:rFonts w:ascii="Century Gothic" w:hAnsi="Century Gothic"/>
+                                  <w:lang w:val="de-DE"/>
+                                </w:rPr>
+                                <w:t>]</w:t>
+                              </w:r>
+                              <w:r>
+                                <w:rPr>
+                                  <w:rFonts w:ascii="Century Gothic" w:hAnsi="Century Gothic"/>
+                                  <w:lang w:val="de-DE"/>
+                                </w:rPr>
+                                <w:t xml:space="preserve"> an innovativen Projekten mitzuwirken und mein Wissen praktisch einzusetzen. Mein Ziel ist es, langfristig im Bereich Softwareentwicklung zu arbeiten.</w:t>
+                              </w:r>
+                            </w:p>
+                            <w:p>
+                              <w:pPr>
+                                <w:spacing w:after="0"/>
+                                <w:rPr>
+                                  <w:rFonts w:ascii="Century Gothic" w:hAnsi="Century Gothic"/>
+                                  <w:b/>
+                                  <w:lang w:val="de-DE"/>
+                                </w:rPr>
+                              </w:pPr>
+                              <w:r>
+                                <w:rPr>
+                                  <w:rFonts w:ascii="Century Gothic" w:hAnsi="Century Gothic"/>
+                                  <w:b/>
+                                  <w:lang w:val="de-DE"/>
+                                </w:rPr>
+                                <w:t>Ausbildung:</w:t>
+                              </w:r>
+                            </w:p>
+                            <w:p>
+                              <w:pPr>
+                                <w:spacing w:after="120"/>
+                                <w:rPr>
+                                  <w:rFonts w:ascii="Century Gothic" w:hAnsi="Century Gothic"/>
+                                  <w:lang w:val="de-DE"/>
+                                </w:rPr>
+                              </w:pPr>
+                              <w:r>
+                                <w:rPr>
+                                  <w:rFonts w:ascii="Century Gothic" w:hAnsi="Century Gothic"/>
+                                  <w:lang w:val="de-DE"/>
+                                </w:rPr>
+                                <w:t>Derzeit absolviere ich eine überbetriebliche Lehre im Bereich Coding. Ich habe Erfahrung mit Windows, Linux (auch in virtuellen Maschinen) und Hardware-Optimierung. Meinen eigenen PC habe ich selbst zusammengebaut und interessiere mich stark für Künstliche Intelligenz sowie neue Technologien. Aktuell arbeite ich hauptsächlich mit C# und baue auf den Kenntnissen auf, die ich zuvor an der HTL Informatik in Java erworben habe.</w:t>
+                              </w:r>
+                            </w:p>
+                            <w:p>
+                              <w:pPr>
+                                <w:spacing w:after="0"/>
+                                <w:rPr>
+                                  <w:rFonts w:ascii="Century Gothic" w:hAnsi="Century Gothic"/>
+                                  <w:b/>
+                                  <w:lang w:val="de-DE"/>
+                                </w:rPr>
+                              </w:pPr>
+                              <w:r>
+                                <w:rPr>
+                                  <w:rFonts w:ascii="Century Gothic" w:hAnsi="Century Gothic"/>
+                                  <w:b/>
+                                  <w:lang w:val="de-DE"/>
+                                </w:rPr>
+                                <w:t>Erfahrung &amp; Projekte:</w:t>
+                              </w:r>
+                            </w:p>
+                            <w:p>
+                              <w:pPr>
+                                <w:spacing w:after="120"/>
+                                <w:rPr>
+                                  <w:rFonts w:ascii="Century Gothic" w:hAnsi="Century Gothic"/>
+                                  <w:lang w:val="de-DE"/>
+                                </w:rPr>
+                              </w:pPr>
+                              <w:r>
+                                <w:rPr>
+                                  <w:rFonts w:ascii="Century Gothic" w:hAnsi="Century Gothic"/>
+                                  <w:lang w:val="de-DE"/>
+                                </w:rPr>
+                                <w:t>Derzeit entwickle ich eine „Lehrstellensuchassistenz“-Software und sammle dabei praktische Erfahrung mit strukturierter Programmierung und XAML. Zudem verfüge ich über Grundkenntnisse in Python.</w:t>
+                              </w:r>
+                            </w:p>
+                            <w:p>
+                              <w:pPr>
+                                <w:spacing w:after="0"/>
+                                <w:rPr>
+                                  <w:rFonts w:ascii="Century Gothic" w:hAnsi="Century Gothic"/>
+                                  <w:b/>
+                                  <w:lang w:val="de-DE"/>
+                                </w:rPr>
+                              </w:pPr>
+                              <w:r>
+                                <w:rPr>
+                                  <w:rFonts w:ascii="Century Gothic" w:hAnsi="Century Gothic"/>
+                                  <w:b/>
+                                  <w:lang w:val="de-DE"/>
+                                </w:rPr>
+                                <w:t>Technisches Verständnis:</w:t>
+                              </w:r>
+                            </w:p>
+                            <w:p>
+                              <w:pPr>
+                                <w:spacing w:after="120"/>
+                                <w:rPr>
+                                  <w:rFonts w:ascii="Century Gothic" w:hAnsi="Century Gothic"/>
+                                  <w:lang w:val="de-DE"/>
+                                </w:rPr>
+                              </w:pPr>
+                              <w:r>
+                                <w:rPr>
+                                  <w:rFonts w:ascii="Century Gothic" w:hAnsi="Century Gothic"/>
+                                  <w:lang w:val="de-DE"/>
+                                </w:rPr>
+                                <w:t>Durch den Umgang mit Windows und eigener Hardware habe ich ein solides Verständnis für IT-Systeme entwickelt. Ich arbeite mich gerne in neue Themen ein und finde selbstständig Lösungen.</w:t>
+                              </w:r>
+                            </w:p>
+                            <w:p>
+                              <w:pPr>
+                                <w:spacing w:after="120"/>
+                                <w:rPr>
+                                  <w:rFonts w:ascii="Century Gothic" w:hAnsi="Century Gothic"/>
+                                  <w:lang w:val="de-DE"/>
+                                </w:rPr>
+                              </w:pPr>
+                              <w:r>
+                                <w:rPr>
+                                  <w:rFonts w:ascii="Century Gothic" w:hAnsi="Century Gothic"/>
+                                  <w:lang w:val="de-DE"/>
+                                </w:rPr>
+                                <w:t>Ich freue mich sehr über die Einladung zu einem persönlichen Gespräch, um Ihnen meine Motivation und Fähigkeiten näher zu erläutern.</w:t>
+                              </w:r>
+                            </w:p>
+                            <w:p>
+                              <w:pPr>
+                                <w:spacing w:after="360"/>
+                                <w:rPr>
+                                  <w:rFonts w:ascii="Century Gothic" w:hAnsi="Century Gothic"/>
+                                  <w:lang w:val="de-DE"/>
+                                </w:rPr>
+                              </w:pPr>
+                              <w:r>
+                                <w:rPr>
+                                  <w:rFonts w:ascii="Century Gothic" w:hAnsi="Century Gothic"/>
+                                  <w:lang w:val="de-DE"/>
+                                </w:rPr>
+                                <w:t>Gerne biete ich Ihnen auch an, im Rahmen eines kurzen Praktikums (1–2 Wochen) meine Motivation und Fähigkeiten praktisch unter Beweis zu stellen.</w:t>
+                              </w:r>
+                            </w:p>
+                            <w:p>
+                              <w:pPr>
+                                <w:spacing w:after="240"/>
+                                <w:rPr>
+                                  <w:rFonts w:ascii="Century Gothic" w:hAnsi="Century Gothic"/>
+                                  <w:lang w:val="de-DE"/>
+                                </w:rPr>
+                              </w:pPr>
+                              <w:r>
+                                <w:rPr>
+                                  <w:rFonts w:ascii="Century Gothic" w:hAnsi="Century Gothic"/>
+                                  <w:lang w:val="de-DE"/>
+                                </w:rPr>
+                                <w:t>Mit freundlichen Grüßen</w:t>
+                              </w:r>
+                            </w:p>
+                            <w:p>
+                              <w:pPr>
+                                <w:spacing w:after="240"/>
+                                <w:rPr>
+                                  <w:rFonts w:ascii="Century Gothic" w:hAnsi="Century Gothic"/>
+                                  <w:lang w:val="de-DE"/>
+                                </w:rPr>
+                              </w:pPr>
+                              <w:r>
+                                <w:rPr>
+                                  <w:rFonts w:ascii="Century Gothic" w:hAnsi="Century Gothic"/>
+                                  <w:lang w:val="de-DE"/>
+                                </w:rPr>
+                                <w:t>[Vorname Nachname]</w:t>
+                              </w:r>
+                            </w:p>
+                            <w:p>
+                              <w:pPr>
+                                <w:spacing w:after="240"/>
+                                <w:rPr>
+                                  <w:rFonts w:ascii="Century Gothic" w:hAnsi="Century Gothic"/>
+                                  <w:lang w:val="de-DE"/>
+                                </w:rPr>
+                              </w:pPr>
+                            </w:p>
+                            <w:p/>
+                            <w:p>
+                              <w:pPr>
+                                <w:spacing w:after="120"/>
+                              </w:pPr>
+                            </w:p>
+                            <w:p>
+                              <w:pPr>
+                                <w:spacing w:after="120"/>
+                              </w:pPr>
+                            </w:p>
+                          </w:txbxContent>
+                        </wps:txbx>
+                        <wps:bodyPr rot="0" vert="horz" wrap="square" lIns="91440" tIns="45720" rIns="91440" bIns="45720" anchor="t" anchorCtr="0">
+                          <a:noAutofit/>
+                        </wps:bodyPr>
+                      </wps:wsp>
+                      <wps:wsp>
+                        <wps:cNvPr id="20" name="Rechteck 20"/>
+                        <wps:cNvSpPr/>
+                        <wps:spPr>
+                          <a:xfrm>
+                            <a:off x="21946" y="8238226"/>
+                            <a:ext cx="5062220" cy="664845"/>
+                          </a:xfrm>
+                          <a:prstGeom prst="rect">
+                            <a:avLst/>
+                          </a:prstGeom>
+                          <a:solidFill>
+                            <a:srgbClr val="9018AE">
+                              <a:alpha val="4706"/>
+                            </a:srgbClr>
+                          </a:solidFill>
+                          <a:ln>
+                            <a:noFill/>
+                          </a:ln>
+                        </wps:spPr>
+                        <wps:style>
+                          <a:lnRef idx="2">
+                            <a:schemeClr val="accent1">
+                              <a:shade val="50000"/>
+                            </a:schemeClr>
+                          </a:lnRef>
+                          <a:fillRef idx="1">
+                            <a:schemeClr val="accent1"/>
+                          </a:fillRef>
+                          <a:effectRef idx="0">
+                            <a:schemeClr val="accent1"/>
+                          </a:effectRef>
+                          <a:fontRef idx="minor">
+                            <a:schemeClr val="lt1"/>
+                          </a:fontRef>
+                        </wps:style>
+                        <wps:bodyPr rot="0" spcFirstLastPara="0" vertOverflow="overflow" horzOverflow="overflow" vert="horz" wrap="square" lIns="91440" tIns="45720" rIns="91440" bIns="45720" numCol="1" spcCol="0" rtlCol="0" fromWordArt="0" anchor="ctr" anchorCtr="0" forceAA="0" compatLnSpc="1">
+                          <a:prstTxWarp prst="textNoShape">
+                            <a:avLst/>
+                          </a:prstTxWarp>
+                          <a:noAutofit/>
+                        </wps:bodyPr>
+                      </wps:wsp>
+                      <wps:wsp>
+                        <wps:cNvPr id="21" name="Rechteck 21"/>
+                        <wps:cNvSpPr/>
+                        <wps:spPr>
+                          <a:xfrm>
+                            <a:off x="0" y="-9937"/>
+                            <a:ext cx="5088255" cy="855326"/>
+                          </a:xfrm>
+                          <a:prstGeom prst="rect">
+                            <a:avLst/>
+                          </a:prstGeom>
+                          <a:solidFill>
+                            <a:srgbClr val="9018AE">
+                              <a:alpha val="4706"/>
+                            </a:srgbClr>
+                          </a:solidFill>
+                          <a:ln>
+                            <a:noFill/>
+                          </a:ln>
+                        </wps:spPr>
+                        <wps:style>
+                          <a:lnRef idx="2">
+                            <a:schemeClr val="accent1">
+                              <a:shade val="50000"/>
+                            </a:schemeClr>
+                          </a:lnRef>
+                          <a:fillRef idx="1">
+                            <a:schemeClr val="accent1"/>
+                          </a:fillRef>
+                          <a:effectRef idx="0">
+                            <a:schemeClr val="accent1"/>
+                          </a:effectRef>
+                          <a:fontRef idx="minor">
+                            <a:schemeClr val="lt1"/>
+                          </a:fontRef>
+                        </wps:style>
+                        <wps:bodyPr rot="0" spcFirstLastPara="0" vertOverflow="overflow" horzOverflow="overflow" vert="horz" wrap="square" lIns="91440" tIns="45720" rIns="91440" bIns="45720" numCol="1" spcCol="0" rtlCol="0" fromWordArt="0" anchor="ctr" anchorCtr="0" forceAA="0" compatLnSpc="1">
+                          <a:prstTxWarp prst="textNoShape">
+                            <a:avLst/>
+                          </a:prstTxWarp>
+                          <a:noAutofit/>
+                        </wps:bodyPr>
+                      </wps:wsp>
+                      <wps:wsp>
+                        <wps:cNvPr id="22" name="Rechteck 22"/>
+                        <wps:cNvSpPr/>
+                        <wps:spPr>
+                          <a:xfrm>
+                            <a:off x="14630" y="1018123"/>
+                            <a:ext cx="5080000" cy="7102475"/>
+                          </a:xfrm>
+                          <a:prstGeom prst="rect">
+                            <a:avLst/>
+                          </a:prstGeom>
+                          <a:solidFill>
+                            <a:srgbClr val="9018AE">
+                              <a:alpha val="4706"/>
+                            </a:srgbClr>
+                          </a:solidFill>
+                          <a:ln>
+                            <a:noFill/>
+                          </a:ln>
+                        </wps:spPr>
+                        <wps:style>
+                          <a:lnRef idx="2">
+                            <a:schemeClr val="accent1">
+                              <a:shade val="50000"/>
+                            </a:schemeClr>
+                          </a:lnRef>
+                          <a:fillRef idx="1">
+                            <a:schemeClr val="accent1"/>
+                          </a:fillRef>
+                          <a:effectRef idx="0">
+                            <a:schemeClr val="accent1"/>
+                          </a:effectRef>
+                          <a:fontRef idx="minor">
+                            <a:schemeClr val="lt1"/>
+                          </a:fontRef>
+                        </wps:style>
+                        <wps:bodyPr rot="0" spcFirstLastPara="0" vertOverflow="overflow" horzOverflow="overflow" vert="horz" wrap="square" lIns="91440" tIns="45720" rIns="91440" bIns="45720" numCol="1" spcCol="0" rtlCol="0" fromWordArt="0" anchor="ctr" anchorCtr="0" forceAA="0" compatLnSpc="1">
+                          <a:prstTxWarp prst="textNoShape">
+                            <a:avLst/>
+                          </a:prstTxWarp>
+                          <a:noAutofit/>
+                        </wps:bodyPr>
+                      </wps:wsp>
+                    </wpg:wgp>
+                  </a:graphicData>
+                </a:graphic>
+                <wp14:sizeRelV relativeFrom="margin">
+                  <wp14:pctHeight>0</wp14:pctHeight>
+                </wp14:sizeRelV>
+              </wp:anchor>
+            </w:drawing>
+          </mc:Choice>
+          <mc:Fallback>
+            <w:pict>
+              <v:group id="Gruppieren 1" o:spid="_x0000_s1026" style="position:absolute;left:0;text-align:left;margin-left:139.9pt;margin-top:79.45pt;width:401.15pt;height:704.5pt;z-index:251691008;mso-height-relative:margin" coordorigin=",-99" coordsize="50946,89469" o:gfxdata="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">
+                <v:shapetype id="_x0000_t202" coordsize="21600,21600" o:spt="202" path="m,l,21600r21600,l21600,xe">
+                  <v:stroke joinstyle="miter"/>
+                  <v:path gradientshapeok="t" o:connecttype="rect"/>
+                </v:shapetype>
+                <v:shape id="Textfeld 2" o:spid="_x0000_s1027" type="#_x0000_t202" style="position:absolute;left:219;width:50184;height:89369;visibility:visible;mso-wrap-style:square;v-text-anchor:top" o:gfxdata="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" filled="f" stroked="f">
+                  <v:textbox>
+                    <w:txbxContent>
+                      <w:p>
+                        <w:pPr>
+                          <w:spacing w:after="120"/>
+                          <w:rPr>
+                            <w:rFonts w:ascii="Century Gothic" w:hAnsi="Century Gothic"/>
+                            <w:b/>
+                            <w:lang w:val="de-DE"/>
+                          </w:rPr>
+                        </w:pPr>
+                        <w:r>
+                          <w:rPr>
+                            <w:rFonts w:ascii="Century Gothic" w:hAnsi="Century Gothic"/>
+                            <w:b/>
+                            <w:lang w:val="de-DE"/>
+                          </w:rPr>
+                          <w:t>[FIRMA]</w:t>
+                        </w:r>
+                      </w:p>
+                      <w:p>
+                        <w:pPr>
+                          <w:spacing w:after="120"/>
+                          <w:rPr>
+                            <w:rFonts w:ascii="Century Gothic" w:hAnsi="Century Gothic"/>
+                            <w:lang w:val="de-DE"/>
+                          </w:rPr>
+                        </w:pPr>
+                        <w:r>
+                          <w:rPr>
+                            <w:rFonts w:ascii="Century Gothic" w:hAnsi="Century Gothic"/>
+                            <w:lang w:val="de-DE"/>
+                          </w:rPr>
+                          <w:t>[Firma A</w:t>
+                        </w:r>
+                        <w:r>
+                          <w:rPr>
+                            <w:rFonts w:ascii="Century Gothic" w:hAnsi="Century Gothic"/>
+                            <w:lang w:val="de-DE"/>
+                          </w:rPr>
+                          <w:t>dresse]</w:t>
+                        </w:r>
+                      </w:p>
+                      <w:p>
+                        <w:pPr>
+                          <w:spacing w:after="480"/>
+                          <w:rPr>
+                            <w:rFonts w:ascii="Century Gothic" w:hAnsi="Century Gothic"/>
+                            <w:lang w:val="de-DE"/>
+                          </w:rPr>
+                        </w:pPr>
+                        <w:r>
+                          <w:rPr>
+                            <w:rFonts w:ascii="Century Gothic" w:hAnsi="Century Gothic"/>
+                            <w:lang w:val="de-DE"/>
+                          </w:rPr>
+                          <w:t>[Postleitzahl Ort]</w:t>
+                        </w:r>
+                      </w:p>
+                      <w:p>
+                        <w:pPr>
+                          <w:spacing w:after="120"/>
+                          <w:rPr>
+                            <w:rFonts w:ascii="Century Gothic" w:hAnsi="Century Gothic"/>
+                            <w:lang w:val="de-DE"/>
+                          </w:rPr>
+                        </w:pPr>
+                        <w:r>
+                          <w:rPr>
+                            <w:rFonts w:ascii="Century Gothic" w:hAnsi="Century Gothic"/>
+                            <w:lang w:val="de-DE"/>
+                          </w:rPr>
+                          <w:t>[Ort], am [Datum</w:t>
+                        </w:r>
+                        <w:r>
+                          <w:rPr>
+                            <w:rFonts w:ascii="Century Gothic" w:hAnsi="Century Gothic"/>
+                            <w:lang w:val="de-DE"/>
+                          </w:rPr>
+                          <w:t>]</w:t>
+                        </w:r>
+                      </w:p>
+                      <w:p>
+                        <w:pPr>
+                          <w:spacing w:after="240"/>
+                          <w:rPr>
+                            <w:rFonts w:ascii="Century Gothic" w:hAnsi="Century Gothic"/>
+                            <w:b/>
+                            <w:sz w:val="20"/>
+                            <w:lang w:val="de-DE"/>
+                          </w:rPr>
+                        </w:pPr>
+                        <w:r>
+                          <w:rPr>
+                            <w:rFonts w:ascii="Century Gothic" w:hAnsi="Century Gothic"/>
+                            <w:b/>
+                            <w:sz w:val="20"/>
+                            <w:lang w:val="de-DE"/>
+                          </w:rPr>
+                          <w:t xml:space="preserve">Bewerbung um eine Lehrstelle als </w:t>
+                        </w:r>
+                        <w:r>
+                          <w:rPr>
+                            <w:rFonts w:ascii="Century Gothic" w:hAnsi="Century Gothic"/>
+                            <w:b/>
+                            <w:sz w:val="20"/>
+                            <w:lang w:val="de-DE"/>
+                          </w:rPr>
+                          <w:t>Applikationsentwickler – Coding</w:t>
+                        </w:r>
+                      </w:p>
+                      <w:p>
+                        <w:pPr>
+                          <w:spacing w:after="120"/>
+                          <w:rPr>
+                            <w:rFonts w:ascii="Century Gothic" w:hAnsi="Century Gothic"/>
+                            <w:lang w:val="de-DE"/>
+                          </w:rPr>
+                        </w:pPr>
+                        <w:r>
+                          <w:rPr>
+                            <w:rFonts w:ascii="Century Gothic" w:hAnsi="Century Gothic"/>
+                            <w:lang w:val="de-DE"/>
+                          </w:rPr>
+                          <w:t>[Sehr geehrte Frau / Sehr geehrter Herr] [Nachname]</w:t>
+                        </w:r>
+                        <w:r>
+                          <w:rPr>
+                            <w:rFonts w:ascii="Century Gothic" w:hAnsi="Century Gothic"/>
+                            <w:lang w:val="de-DE"/>
+                          </w:rPr>
+                          <w:t>,</w:t>
+                        </w:r>
+                      </w:p>
+                      <w:p>
+                        <w:pPr>
+                          <w:spacing w:after="0"/>
+                          <w:rPr>
+                            <w:rFonts w:ascii="Century Gothic" w:hAnsi="Century Gothic"/>
+                            <w:b/>
+                            <w:lang w:val="de-DE"/>
+                          </w:rPr>
+                        </w:pPr>
+                        <w:r>
+                          <w:rPr>
+                            <w:rFonts w:ascii="Century Gothic" w:hAnsi="Century Gothic"/>
+                            <w:b/>
+                            <w:lang w:val="de-DE"/>
+                          </w:rPr>
+                          <w:t>Interesse &amp; Motivation:</w:t>
+                        </w:r>
+                      </w:p>
+                      <w:p>
+                        <w:pPr>
+                          <w:spacing w:after="120"/>
+                          <w:rPr>
+                            <w:rFonts w:ascii="Century Gothic" w:hAnsi="Century Gothic"/>
+                            <w:lang w:val="de-DE"/>
+                          </w:rPr>
+                        </w:pPr>
+                        <w:r>
+                          <w:rPr>
+                            <w:rFonts w:ascii="Century Gothic" w:hAnsi="Century Gothic"/>
+                            <w:lang w:val="de-DE"/>
+                          </w:rPr>
+                          <w:t xml:space="preserve">Mein Interesse an Computern, Technik und Programmierung besteht seit mehreren Jahren. Deshalb habe ich mich bewusst für die HTL Informatik entschieden, um meine Kenntnisse weiter auszubauen. Besonders spannend finde ich, bei </w:t>
+                        </w:r>
+                        <w:r>
+                          <w:rPr>
+                            <w:rFonts w:ascii="Century Gothic" w:hAnsi="Century Gothic"/>
+                            <w:lang w:val="de-DE"/>
+                          </w:rPr>
+                          <w:t>[</w:t>
+                        </w:r>
+                        <w:r>
+                          <w:rPr>
+                            <w:rFonts w:ascii="Century Gothic" w:hAnsi="Century Gothic"/>
+                            <w:lang w:val="de-DE"/>
+                          </w:rPr>
+                          <w:t>Firma</w:t>
+                        </w:r>
+                        <w:r>
+                          <w:rPr>
+                            <w:rFonts w:ascii="Century Gothic" w:hAnsi="Century Gothic"/>
+                            <w:lang w:val="de-DE"/>
+                          </w:rPr>
+                          <w:t>]</w:t>
+                        </w:r>
+                        <w:r>
+                          <w:rPr>
+                            <w:rFonts w:ascii="Century Gothic" w:hAnsi="Century Gothic"/>
+                            <w:lang w:val="de-DE"/>
+                          </w:rPr>
+                          <w:t xml:space="preserve"> an innovativen Projekten mitzuwirken und mein Wissen praktisch einzusetzen. Mein Ziel ist es, langfristig im Bereich Softwareentwicklung zu arbeiten.</w:t>
+                        </w:r>
+                      </w:p>
+                      <w:p>
+                        <w:pPr>
+                          <w:spacing w:after="0"/>
+                          <w:rPr>
+                            <w:rFonts w:ascii="Century Gothic" w:hAnsi="Century Gothic"/>
+                            <w:b/>
+                            <w:lang w:val="de-DE"/>
+                          </w:rPr>
+                        </w:pPr>
+                        <w:r>
+                          <w:rPr>
+                            <w:rFonts w:ascii="Century Gothic" w:hAnsi="Century Gothic"/>
+                            <w:b/>
+                            <w:lang w:val="de-DE"/>
+                          </w:rPr>
+                          <w:t>Ausbildung:</w:t>
+                        </w:r>
+                      </w:p>
+                      <w:p>
+                        <w:pPr>
+                          <w:spacing w:after="120"/>
+                          <w:rPr>
+                            <w:rFonts w:ascii="Century Gothic" w:hAnsi="Century Gothic"/>
+                            <w:lang w:val="de-DE"/>
+                          </w:rPr>
+                        </w:pPr>
+                        <w:r>
+                          <w:rPr>
+                            <w:rFonts w:ascii="Century Gothic" w:hAnsi="Century Gothic"/>
+                            <w:lang w:val="de-DE"/>
+                          </w:rPr>
+                          <w:t>Derzeit absolviere ich eine überbetriebliche Lehre im Bereich Coding. Ich habe Erfahrung mit Windows, Linux (auch in virtuellen Maschinen) und Hardware-Optimierung. Meinen eigenen PC habe ich selbst zusammengebaut und interessiere mich stark für Künstliche Intelligenz sowie neue Technologien. Aktuell arbeite ich hauptsächlich mit C# und baue auf den Kenntnissen auf, die ich zuvor an der HTL Informatik in Java erworben habe.</w:t>
+                        </w:r>
+                      </w:p>
+                      <w:p>
+                        <w:pPr>
+                          <w:spacing w:after="0"/>
+                          <w:rPr>
+                            <w:rFonts w:ascii="Century Gothic" w:hAnsi="Century Gothic"/>
+                            <w:b/>
+                            <w:lang w:val="de-DE"/>
+                          </w:rPr>
+                        </w:pPr>
+                        <w:r>
+                          <w:rPr>
+                            <w:rFonts w:ascii="Century Gothic" w:hAnsi="Century Gothic"/>
+                            <w:b/>
+                            <w:lang w:val="de-DE"/>
+                          </w:rPr>
+                          <w:t>Erfahrung &amp; Projekte:</w:t>
+                        </w:r>
+                      </w:p>
+                      <w:p>
+                        <w:pPr>
+                          <w:spacing w:after="120"/>
+                          <w:rPr>
+                            <w:rFonts w:ascii="Century Gothic" w:hAnsi="Century Gothic"/>
+                            <w:lang w:val="de-DE"/>
+                          </w:rPr>
+                        </w:pPr>
+                        <w:r>
+                          <w:rPr>
+                            <w:rFonts w:ascii="Century Gothic" w:hAnsi="Century Gothic"/>
+                            <w:lang w:val="de-DE"/>
+                          </w:rPr>
+                          <w:t>Derzeit entwickle ich eine „Lehrstellensuchassistenz“-Software und sammle dabei praktische Erfahrung mit strukturierter Programmierung und XAML. Zudem verfüge ich über Grundkenntnisse in Python.</w:t>
+                        </w:r>
+                      </w:p>
+                      <w:p>
+                        <w:pPr>
+                          <w:spacing w:after="0"/>
+                          <w:rPr>
+                            <w:rFonts w:ascii="Century Gothic" w:hAnsi="Century Gothic"/>
+                            <w:b/>
+                            <w:lang w:val="de-DE"/>
+                          </w:rPr>
+                        </w:pPr>
+                        <w:r>
+                          <w:rPr>
+                            <w:rFonts w:ascii="Century Gothic" w:hAnsi="Century Gothic"/>
+                            <w:b/>
+                            <w:lang w:val="de-DE"/>
+                          </w:rPr>
+                          <w:t>Technisches Verständnis:</w:t>
+                        </w:r>
+                      </w:p>
+                      <w:p>
+                        <w:pPr>
+                          <w:spacing w:after="120"/>
+                          <w:rPr>
+                            <w:rFonts w:ascii="Century Gothic" w:hAnsi="Century Gothic"/>
+                            <w:lang w:val="de-DE"/>
+                          </w:rPr>
+                        </w:pPr>
+                        <w:r>
+                          <w:rPr>
+                            <w:rFonts w:ascii="Century Gothic" w:hAnsi="Century Gothic"/>
+                            <w:lang w:val="de-DE"/>
+                          </w:rPr>
+                          <w:t>Durch den Umgang mit Windows und eigener Hardware habe ich ein solides Verständnis für IT-Systeme entwickelt. Ich arbeite mich gerne in neue Themen ein und finde selbstständig Lösungen.</w:t>
+                        </w:r>
+                      </w:p>
+                      <w:p>
+                        <w:pPr>
+                          <w:spacing w:after="120"/>
+                          <w:rPr>
+                            <w:rFonts w:ascii="Century Gothic" w:hAnsi="Century Gothic"/>
+                            <w:lang w:val="de-DE"/>
+                          </w:rPr>
+                        </w:pPr>
+                        <w:r>
+                          <w:rPr>
+                            <w:rFonts w:ascii="Century Gothic" w:hAnsi="Century Gothic"/>
+                            <w:lang w:val="de-DE"/>
+                          </w:rPr>
+                          <w:t>Ich freue mich sehr über die Einladung zu einem persönlichen Gespräch, um Ihnen meine Motivation und Fähigkeiten näher zu erläutern.</w:t>
+                        </w:r>
+                      </w:p>
+                      <w:p>
+                        <w:pPr>
+                          <w:spacing w:after="360"/>
+                          <w:rPr>
+                            <w:rFonts w:ascii="Century Gothic" w:hAnsi="Century Gothic"/>
+                            <w:lang w:val="de-DE"/>
+                          </w:rPr>
+                        </w:pPr>
+                        <w:r>
+                          <w:rPr>
+                            <w:rFonts w:ascii="Century Gothic" w:hAnsi="Century Gothic"/>
+                            <w:lang w:val="de-DE"/>
+                          </w:rPr>
+                          <w:t>Gerne biete ich Ihnen auch an, im Rahmen eines kurzen Praktikums (1–2 Wochen) meine Motivation und Fähigkeiten praktisch unter Beweis zu stellen.</w:t>
+                        </w:r>
+                      </w:p>
+                      <w:p>
+                        <w:pPr>
+                          <w:spacing w:after="240"/>
+                          <w:rPr>
+                            <w:rFonts w:ascii="Century Gothic" w:hAnsi="Century Gothic"/>
+                            <w:lang w:val="de-DE"/>
+                          </w:rPr>
+                        </w:pPr>
+                        <w:r>
+                          <w:rPr>
+                            <w:rFonts w:ascii="Century Gothic" w:hAnsi="Century Gothic"/>
+                            <w:lang w:val="de-DE"/>
+                          </w:rPr>
+                          <w:t>Mit freundlichen Grüßen</w:t>
+                        </w:r>
+                      </w:p>
+                      <w:p>
+                        <w:pPr>
+                          <w:spacing w:after="240"/>
+                          <w:rPr>
+                            <w:rFonts w:ascii="Century Gothic" w:hAnsi="Century Gothic"/>
+                            <w:lang w:val="de-DE"/>
+                          </w:rPr>
+                        </w:pPr>
+                        <w:r>
+                          <w:rPr>
+                            <w:rFonts w:ascii="Century Gothic" w:hAnsi="Century Gothic"/>
+                            <w:lang w:val="de-DE"/>
+                          </w:rPr>
+                          <w:t>[Vorname Nachname]</w:t>
+                        </w:r>
+                      </w:p>
+                      <w:p>
+                        <w:pPr>
+                          <w:spacing w:after="240"/>
+                          <w:rPr>
+                            <w:rFonts w:ascii="Century Gothic" w:hAnsi="Century Gothic"/>
+                            <w:lang w:val="de-DE"/>
+                          </w:rPr>
+                        </w:pPr>
+                      </w:p>
+                      <w:p/>
+                      <w:p>
+                        <w:pPr>
+                          <w:spacing w:after="120"/>
+                        </w:pPr>
+                      </w:p>
+                      <w:p>
+                        <w:pPr>
+                          <w:spacing w:after="120"/>
+                        </w:pPr>
+                      </w:p>
+                    </w:txbxContent>
+                  </v:textbox>
+                </v:shape>
+                <v:rect id="Rechteck 20" o:spid="_x0000_s1028" style="position:absolute;left:219;top:82382;width:50622;height:6648;visibility:visible;mso-wrap-style:square;v-text-anchor:middle" o:gfxdata="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" fillcolor="#9018ae" stroked="f" strokeweight="2pt">
+                  <v:fill opacity="3084f"/>
+                </v:rect>
+                <v:rect id="Rechteck 21" o:spid="_x0000_s1029" style="position:absolute;top:-99;width:50882;height:8552;visibility:visible;mso-wrap-style:square;v-text-anchor:middle" o:gfxdata="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" fillcolor="#9018ae" stroked="f" strokeweight="2pt">
+                  <v:fill opacity="3084f"/>
+                </v:rect>
+                <v:rect id="Rechteck 22" o:spid="_x0000_s1030" style="position:absolute;left:146;top:10181;width:50800;height:71024;visibility:visible;mso-wrap-style:square;v-text-anchor:middle" o:gfxdata="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" fillcolor="#9018ae" stroked="f" strokeweight="2pt">
+                  <v:fill opacity="3084f"/>
+                </v:rect>
+              </v:group>
+            </w:pict>
+          </mc:Fallback>
+        </mc:AlternateContent>
+      </w:r>
+      <w:r>
+        <w:rPr>
+          <w:rFonts w:ascii="Century Gothic" w:hAnsi="Century Gothic"/>
+          <w:b/>
+          <w:noProof/>
+          <w:sz w:val="56"/>
+          <w:lang w:eastAsia="de-AT"/>
+        </w:rPr>
+        <mc:AlternateContent>
           <mc:Choice Requires="wps">
             <w:drawing>
-              <wp:anchor distT="0" distB="0" distL="114300" distR="114300" simplePos="0" relativeHeight="251688960" behindDoc="1" locked="0" layoutInCell="1" allowOverlap="1" wp14:anchorId="1810A7EF" wp14:editId="5207404F">
+              <wp:anchor distT="0" distB="0" distL="114300" distR="114300" simplePos="0" relativeHeight="251673600" behindDoc="1" locked="0" layoutInCell="1" allowOverlap="1" wp14:anchorId="761F2208" wp14:editId="23698F82">
                 <wp:simplePos x="0" y="0"/>
                 <wp:positionH relativeFrom="column">
-                  <wp:posOffset>1933575</wp:posOffset>
+                  <wp:posOffset>-247812</wp:posOffset>
                 </wp:positionH>
                 <wp:positionV relativeFrom="paragraph">
-                  <wp:posOffset>1170305</wp:posOffset>
+                  <wp:posOffset>1057275</wp:posOffset>
                 </wp:positionV>
-                <wp:extent cx="4862195" cy="1114425"/>
-                <wp:effectExtent l="0" t="0" r="0" b="9525"/>
+                <wp:extent cx="1790700" cy="2565400"/>
+                <wp:effectExtent l="0" t="0" r="0" b="6350"/>
                 <wp:wrapNone/>
-                <wp:docPr id="21" name="Rechteck 21"/>
+                <wp:docPr id="10" name="Rechteck 10"/>
                 <wp:cNvGraphicFramePr/>
                 <a:graphic xmlns:a="http://schemas.openxmlformats.org/drawingml/2006/main">
                   <a:graphicData uri="http://schemas.microsoft.com/office/word/2010/wordprocessingShape">
@@ -44,14 +1034,14 @@
                       <wps:spPr>
                         <a:xfrm>
                           <a:off x="0" y="0"/>
-                          <a:ext cx="4862195" cy="1114425"/>
+                          <a:ext cx="1790700" cy="2565400"/>
                         </a:xfrm>
                         <a:prstGeom prst="rect">
                           <a:avLst/>
                         </a:prstGeom>
                         <a:solidFill>
-                          <a:srgbClr val="9018AE">
-                            <a:alpha val="4706"/>
+                          <a:srgbClr val="BC1A3A">
+                            <a:alpha val="5000"/>
                           </a:srgbClr>
                         </a:solidFill>
                         <a:ln>
@@ -94,8 +1084,8 @@
           </mc:Choice>
           <mc:Fallback>
             <w:pict>
-              <v:rect id="Rechteck 21" o:spid="_x0000_s1026" style="position:absolute;margin-left:152.25pt;margin-top:92.15pt;width:382.85pt;height:87.75pt;z-index:-251627520;visibility:visible;mso-wrap-style:square;mso-width-percent:0;mso-height-percent:0;mso-wrap-distance-left:9pt;mso-wrap-distance-top:0;mso-wrap-distance-right:9pt;mso-wrap-distance-bottom:0;mso-position-horizontal:absolute;mso-position-horizontal-relative:text;mso-position-vertical:absolute;mso-position-vertical-relative:text;mso-width-percent:0;mso-height-percent:0;mso-width-relative:margin;mso-height-relative:margin;v-text-anchor:middle" o:gfxdata="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" fillcolor="#9018ae" stroked="f" strokeweight="2pt">
-                <v:fill opacity="3084f"/>
+              <v:rect id="Rechteck 10" o:spid="_x0000_s1026" style="position:absolute;margin-left:-19.5pt;margin-top:83.25pt;width:141pt;height:202pt;z-index:-251642880;visibility:visible;mso-wrap-style:square;mso-width-percent:0;mso-height-percent:0;mso-wrap-distance-left:9pt;mso-wrap-distance-top:0;mso-wrap-distance-right:9pt;mso-wrap-distance-bottom:0;mso-position-horizontal:absolute;mso-position-horizontal-relative:text;mso-position-vertical:absolute;mso-position-vertical-relative:text;mso-width-percent:0;mso-height-percent:0;mso-width-relative:margin;mso-height-relative:margin;v-text-anchor:middle" o:gfxdata="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" fillcolor="#bc1a3a" stroked="f" strokeweight="2pt">
+                <v:fill opacity="3341f"/>
               </v:rect>
             </w:pict>
           </mc:Fallback>
@@ -106,880 +1096,13 @@
           <w:rFonts w:ascii="Century Gothic" w:hAnsi="Century Gothic"/>
           <w:b/>
           <w:noProof/>
-          <w:sz w:val="28"/>
+          <w:sz w:val="56"/>
           <w:lang w:eastAsia="de-AT"/>
         </w:rPr>
         <mc:AlternateContent>
           <mc:Choice Requires="wps">
             <w:drawing>
-              <wp:anchor distT="0" distB="0" distL="114300" distR="114300" simplePos="0" relativeHeight="251675648" behindDoc="0" locked="0" layoutInCell="1" allowOverlap="1" wp14:anchorId="76FEE62D" wp14:editId="2BD150AC">
-                <wp:simplePos x="0" y="0"/>
-                <wp:positionH relativeFrom="column">
-                  <wp:posOffset>1947545</wp:posOffset>
-                </wp:positionH>
-                <wp:positionV relativeFrom="paragraph">
-                  <wp:posOffset>1169035</wp:posOffset>
-                </wp:positionV>
-                <wp:extent cx="4794885" cy="8936990"/>
-                <wp:effectExtent l="0" t="0" r="0" b="0"/>
-                <wp:wrapNone/>
-                <wp:docPr id="307" name="Textfeld 2"/>
-                <wp:cNvGraphicFramePr>
-                  <a:graphicFrameLocks xmlns:a="http://schemas.openxmlformats.org/drawingml/2006/main"/>
-                </wp:cNvGraphicFramePr>
-                <a:graphic xmlns:a="http://schemas.openxmlformats.org/drawingml/2006/main">
-                  <a:graphicData uri="http://schemas.microsoft.com/office/word/2010/wordprocessingShape">
-                    <wps:wsp>
-                      <wps:cNvSpPr txBox="1">
-                        <a:spLocks noChangeArrowheads="1"/>
-                      </wps:cNvSpPr>
-                      <wps:spPr bwMode="auto">
-                        <a:xfrm>
-                          <a:off x="0" y="0"/>
-                          <a:ext cx="4794885" cy="8936990"/>
-                        </a:xfrm>
-                        <a:prstGeom prst="rect">
-                          <a:avLst/>
-                        </a:prstGeom>
-                        <a:noFill/>
-                        <a:ln w="9525">
-                          <a:noFill/>
-                          <a:miter lim="800000"/>
-                          <a:headEnd/>
-                          <a:tailEnd/>
-                        </a:ln>
-                      </wps:spPr>
-                      <wps:txbx>
-                        <w:txbxContent>
-                          <w:p>
-                            <w:pPr>
-                              <w:spacing w:after="120"/>
-                              <w:rPr>
-                                <w:rFonts w:ascii="Century Gothic" w:hAnsi="Century Gothic"/>
-                                <w:b/>
-                                <w:lang w:val="de-DE"/>
-                              </w:rPr>
-                            </w:pPr>
-                            <w:proofErr w:type="spellStart"/>
-                            <w:r>
-                              <w:rPr>
-                                <w:rFonts w:ascii="Century Gothic" w:hAnsi="Century Gothic"/>
-                                <w:b/>
-                                <w:lang w:val="de-DE"/>
-                              </w:rPr>
-                              <w:t>youniqx</w:t>
-                            </w:r>
-                            <w:proofErr w:type="spellEnd"/>
-                            <w:r>
-                              <w:rPr>
-                                <w:rFonts w:ascii="Century Gothic" w:hAnsi="Century Gothic"/>
-                                <w:b/>
-                                <w:lang w:val="de-DE"/>
-                              </w:rPr>
-                              <w:t xml:space="preserve"> Identity AG</w:t>
-                            </w:r>
-                          </w:p>
-                          <w:p>
-                            <w:pPr>
-                              <w:spacing w:after="120"/>
-                              <w:rPr>
-                                <w:rFonts w:ascii="Century Gothic" w:hAnsi="Century Gothic"/>
-                                <w:lang w:val="de-DE"/>
-                              </w:rPr>
-                            </w:pPr>
-                            <w:r>
-                              <w:rPr>
-                                <w:rFonts w:ascii="Century Gothic" w:hAnsi="Century Gothic"/>
-                                <w:lang w:val="de-DE"/>
-                              </w:rPr>
-                              <w:t>Personal und Organisationsentwicklung</w:t>
-                            </w:r>
-                          </w:p>
-                          <w:p>
-                            <w:pPr>
-                              <w:spacing w:after="120"/>
-                              <w:rPr>
-                                <w:rFonts w:ascii="Century Gothic" w:hAnsi="Century Gothic"/>
-                                <w:lang w:val="de-DE"/>
-                              </w:rPr>
-                            </w:pPr>
-                            <w:proofErr w:type="spellStart"/>
-                            <w:r>
-                              <w:rPr>
-                                <w:rFonts w:ascii="Century Gothic" w:hAnsi="Century Gothic"/>
-                                <w:lang w:val="de-DE"/>
-                              </w:rPr>
-                              <w:t>Tenschertstraße</w:t>
-                            </w:r>
-                            <w:proofErr w:type="spellEnd"/>
-                            <w:r>
-                              <w:rPr>
-                                <w:rFonts w:ascii="Century Gothic" w:hAnsi="Century Gothic"/>
-                                <w:lang w:val="de-DE"/>
-                              </w:rPr>
-                              <w:t xml:space="preserve"> 7</w:t>
-                            </w:r>
-                          </w:p>
-                          <w:p>
-                            <w:pPr>
-                              <w:spacing w:after="480"/>
-                              <w:rPr>
-                                <w:rFonts w:ascii="Century Gothic" w:hAnsi="Century Gothic"/>
-                                <w:lang w:val="de-DE"/>
-                              </w:rPr>
-                            </w:pPr>
-                            <w:r>
-                              <w:rPr>
-                                <w:rFonts w:ascii="Century Gothic" w:hAnsi="Century Gothic"/>
-                                <w:lang w:val="de-DE"/>
-                              </w:rPr>
-                              <w:t>1230 Wien</w:t>
-                            </w:r>
-                          </w:p>
-                          <w:p>
-                            <w:pPr>
-                              <w:spacing w:after="120"/>
-                              <w:rPr>
-                                <w:rFonts w:ascii="Century Gothic" w:hAnsi="Century Gothic"/>
-                                <w:lang w:val="de-DE"/>
-                              </w:rPr>
-                            </w:pPr>
-                            <w:r>
-                              <w:rPr>
-                                <w:rFonts w:ascii="Century Gothic" w:hAnsi="Century Gothic"/>
-                                <w:lang w:val="de-DE"/>
-                              </w:rPr>
-                              <w:t>17.02.2026</w:t>
-                            </w:r>
-                          </w:p>
-                          <w:p>
-                            <w:pPr>
-                              <w:spacing w:after="240"/>
-                              <w:rPr>
-                                <w:rFonts w:ascii="Century Gothic" w:hAnsi="Century Gothic"/>
-                                <w:b/>
-                                <w:sz w:val="20"/>
-                                <w:lang w:val="de-DE"/>
-                              </w:rPr>
-                            </w:pPr>
-                            <w:r>
-                              <w:rPr>
-                                <w:rFonts w:ascii="Century Gothic" w:hAnsi="Century Gothic"/>
-                                <w:b/>
-                                <w:sz w:val="20"/>
-                                <w:lang w:val="de-DE"/>
-                              </w:rPr>
-                              <w:t>Bewerbung um eine Lehrstelle als Applikationsentwickler – Coding</w:t>
-                            </w:r>
-                          </w:p>
-                          <w:p>
-                            <w:pPr>
-                              <w:spacing w:after="120"/>
-                              <w:rPr>
-                                <w:rFonts w:ascii="Century Gothic" w:hAnsi="Century Gothic"/>
-                                <w:lang w:val="de-DE"/>
-                              </w:rPr>
-                            </w:pPr>
-                            <w:r>
-                              <w:rPr>
-                                <w:rFonts w:ascii="Century Gothic" w:hAnsi="Century Gothic"/>
-                                <w:lang w:val="de-DE"/>
-                              </w:rPr>
-                              <w:t xml:space="preserve">Sehr geehrte Herren </w:t>
-                            </w:r>
-                            <w:proofErr w:type="spellStart"/>
-                            <w:r>
-                              <w:rPr>
-                                <w:rFonts w:ascii="Century Gothic" w:hAnsi="Century Gothic"/>
-                                <w:lang w:val="de-DE"/>
-                              </w:rPr>
-                              <w:t>Leprich</w:t>
-                            </w:r>
-                            <w:proofErr w:type="spellEnd"/>
-                            <w:r>
-                              <w:rPr>
-                                <w:rFonts w:ascii="Century Gothic" w:hAnsi="Century Gothic"/>
-                                <w:lang w:val="de-DE"/>
-                              </w:rPr>
-                              <w:t xml:space="preserve"> und </w:t>
-                            </w:r>
-                            <w:proofErr w:type="spellStart"/>
-                            <w:r>
-                              <w:rPr>
-                                <w:rFonts w:ascii="Century Gothic" w:hAnsi="Century Gothic"/>
-                                <w:lang w:val="de-DE"/>
-                              </w:rPr>
-                              <w:t>Kraber</w:t>
-                            </w:r>
-                            <w:proofErr w:type="spellEnd"/>
-                            <w:r>
-                              <w:rPr>
-                                <w:rFonts w:ascii="Century Gothic" w:hAnsi="Century Gothic"/>
-                                <w:lang w:val="de-DE"/>
-                              </w:rPr>
-                              <w:t>,</w:t>
-                            </w:r>
-                          </w:p>
-                          <w:p>
-                            <w:pPr>
-                              <w:spacing w:after="0"/>
-                              <w:rPr>
-                                <w:rFonts w:ascii="Century Gothic" w:hAnsi="Century Gothic"/>
-                                <w:b/>
-                                <w:lang w:val="de-DE"/>
-                              </w:rPr>
-                            </w:pPr>
-                            <w:r>
-                              <w:rPr>
-                                <w:rFonts w:ascii="Century Gothic" w:hAnsi="Century Gothic"/>
-                                <w:b/>
-                                <w:lang w:val="de-DE"/>
-                              </w:rPr>
-                              <w:t>Interesse &amp; Motivation:</w:t>
-                            </w:r>
-                          </w:p>
-                          <w:p>
-                            <w:pPr>
-                              <w:spacing w:after="120"/>
-                              <w:rPr>
-                                <w:rFonts w:ascii="Century Gothic" w:hAnsi="Century Gothic"/>
-                                <w:lang w:val="de-DE"/>
-                              </w:rPr>
-                            </w:pPr>
-                            <w:r>
-                              <w:rPr>
-                                <w:rFonts w:ascii="Century Gothic" w:hAnsi="Century Gothic"/>
-                                <w:lang w:val="de-DE"/>
-                              </w:rPr>
-                              <w:t>Computer und Technik interessieren mich seit mehreren Jahren. Besonders die Softwareentwicklung begeistert mich, weil man damit konkrete Lösungen umsetzen kann. Die Arbeit an sicheren digitalen Identitäten bei YOUNIQX finde ich spannend, da hier Innovation und Sicherheit kombiniert werden.</w:t>
-                            </w:r>
-                          </w:p>
-                          <w:p>
-                            <w:pPr>
-                              <w:spacing w:after="0"/>
-                              <w:rPr>
-                                <w:rFonts w:ascii="Century Gothic" w:hAnsi="Century Gothic"/>
-                                <w:b/>
-                                <w:lang w:val="de-DE"/>
-                              </w:rPr>
-                            </w:pPr>
-                            <w:r>
-                              <w:rPr>
-                                <w:rFonts w:ascii="Century Gothic" w:hAnsi="Century Gothic"/>
-                                <w:b/>
-                                <w:lang w:val="de-DE"/>
-                              </w:rPr>
-                              <w:t>Ausbildung:</w:t>
-                            </w:r>
-                          </w:p>
-                          <w:p>
-                            <w:pPr>
-                              <w:spacing w:after="120"/>
-                              <w:rPr>
-                                <w:rFonts w:ascii="Century Gothic" w:hAnsi="Century Gothic"/>
-                                <w:lang w:val="de-DE"/>
-                              </w:rPr>
-                            </w:pPr>
-                            <w:r>
-                              <w:rPr>
-                                <w:rFonts w:ascii="Century Gothic" w:hAnsi="Century Gothic"/>
-                                <w:lang w:val="de-DE"/>
-                              </w:rPr>
-                              <w:t>Ich absolviere derzeit die überbetriebliche Lehre im Bereich Coding und habe zuvor ein Jahr an der HTL Informatik abgeschlossen. Dort lernte ich unter anderem Java, aktuell vertiefe ich meine Kenntnisse in C#.</w:t>
-                            </w:r>
-                          </w:p>
-                          <w:p>
-                            <w:pPr>
-                              <w:spacing w:after="0"/>
-                              <w:rPr>
-                                <w:rFonts w:ascii="Century Gothic" w:hAnsi="Century Gothic"/>
-                                <w:b/>
-                                <w:lang w:val="de-DE"/>
-                              </w:rPr>
-                            </w:pPr>
-                            <w:r>
-                              <w:rPr>
-                                <w:rFonts w:ascii="Century Gothic" w:hAnsi="Century Gothic"/>
-                                <w:b/>
-                                <w:lang w:val="de-DE"/>
-                              </w:rPr>
-                              <w:t>Erfahrung &amp; Projekte:</w:t>
-                            </w:r>
-                          </w:p>
-                          <w:p>
-                            <w:pPr>
-                              <w:spacing w:after="120"/>
-                              <w:rPr>
-                                <w:rFonts w:ascii="Century Gothic" w:hAnsi="Century Gothic"/>
-                                <w:lang w:val="de-DE"/>
-                              </w:rPr>
-                            </w:pPr>
-                            <w:r>
-                              <w:rPr>
-                                <w:rFonts w:ascii="Century Gothic" w:hAnsi="Century Gothic"/>
-                                <w:lang w:val="de-DE"/>
-                              </w:rPr>
-                              <w:t>Derzeit arbeite ich an einer „Lehrstellensuchassistenz“-Software und sammle praktische Erfahrung mit strukturierter Programmierung und grundlegender XAML-Anwendung. Zusätzlich entwickle ich eigene AutoHotkey-Skripte zur Automatisierung. Grundkenntnisse in Python sind ebenfalls vorhanden.</w:t>
-                            </w:r>
-                          </w:p>
-                          <w:p>
-                            <w:pPr>
-                              <w:spacing w:after="0"/>
-                              <w:rPr>
-                                <w:rFonts w:ascii="Century Gothic" w:hAnsi="Century Gothic"/>
-                                <w:b/>
-                                <w:lang w:val="de-DE"/>
-                              </w:rPr>
-                            </w:pPr>
-                            <w:r>
-                              <w:rPr>
-                                <w:rFonts w:ascii="Century Gothic" w:hAnsi="Century Gothic"/>
-                                <w:b/>
-                                <w:lang w:val="de-DE"/>
-                              </w:rPr>
-                              <w:t>Technisches Verständnis</w:t>
-                            </w:r>
-                            <w:r>
-                              <w:rPr>
-                                <w:rFonts w:ascii="Century Gothic" w:hAnsi="Century Gothic"/>
-                                <w:b/>
-                                <w:lang w:val="de-DE"/>
-                              </w:rPr>
-                              <w:t>:</w:t>
-                            </w:r>
-                          </w:p>
-                          <w:p>
-                            <w:pPr>
-                              <w:spacing w:after="120"/>
-                              <w:rPr>
-                                <w:rFonts w:ascii="Century Gothic" w:hAnsi="Century Gothic"/>
-                                <w:lang w:val="de-DE"/>
-                              </w:rPr>
-                            </w:pPr>
-                            <w:r>
-                              <w:rPr>
-                                <w:rFonts w:ascii="Century Gothic" w:hAnsi="Century Gothic"/>
-                                <w:lang w:val="de-DE"/>
-                              </w:rPr>
-                              <w:t>Meinen eigenen PC habe ich selbst gebaut und beschäftige mich mit Systemoptimierung unter Windows und Linux (auch in virtuellen Maschinen). Dadurch habe ich ein gutes Verständnis für die Funktionsweise von PCs.</w:t>
-                            </w:r>
-                          </w:p>
-                          <w:p>
-                            <w:pPr>
-                              <w:spacing w:after="120"/>
-                              <w:rPr>
-                                <w:rFonts w:ascii="Century Gothic" w:hAnsi="Century Gothic"/>
-                                <w:lang w:val="de-DE"/>
-                              </w:rPr>
-                            </w:pPr>
-                            <w:r>
-                              <w:rPr>
-                                <w:rFonts w:ascii="Century Gothic" w:hAnsi="Century Gothic"/>
-                                <w:lang w:val="de-DE"/>
-                              </w:rPr>
-                              <w:t>Ich arbeite gerne im Team, suche aktiv nach Lösungen und bin motiviert, Neues zu lernen. Eine „Lehre mit Matura“ strebe ich an. Ein einwandfreier Leumund ist selbstverständlich gegeben.</w:t>
-                            </w:r>
-                          </w:p>
-                          <w:p>
-                            <w:pPr>
-                              <w:spacing w:after="360"/>
-                              <w:rPr>
-                                <w:rFonts w:ascii="Century Gothic" w:hAnsi="Century Gothic"/>
-                                <w:lang w:val="de-DE"/>
-                              </w:rPr>
-                            </w:pPr>
-                            <w:r>
-                              <w:rPr>
-                                <w:rFonts w:ascii="Century Gothic" w:hAnsi="Century Gothic"/>
-                                <w:lang w:val="de-DE"/>
-                              </w:rPr>
-                              <w:t>Über eine Einladung zu einem persönlichen Gespräch freue ich mich sehr.</w:t>
-                            </w:r>
-                          </w:p>
-                          <w:p>
-                            <w:pPr>
-                              <w:spacing w:after="240"/>
-                              <w:rPr>
-                                <w:rFonts w:ascii="Century Gothic" w:hAnsi="Century Gothic"/>
-                                <w:lang w:val="de-DE"/>
-                              </w:rPr>
-                            </w:pPr>
-                            <w:r>
-                              <w:rPr>
-                                <w:rFonts w:ascii="Century Gothic" w:hAnsi="Century Gothic"/>
-                                <w:lang w:val="de-DE"/>
-                              </w:rPr>
-                              <w:t>Mit freundlichen Grüßen</w:t>
-                            </w:r>
-                          </w:p>
-                          <w:p>
-                            <w:pPr>
-                              <w:spacing w:after="240"/>
-                              <w:rPr>
-                                <w:rFonts w:ascii="Century Gothic" w:hAnsi="Century Gothic"/>
-                                <w:lang w:val="de-DE"/>
-                              </w:rPr>
-                            </w:pPr>
-                            <w:r>
-                              <w:rPr>
-                                <w:rFonts w:ascii="Century Gothic" w:hAnsi="Century Gothic"/>
-                                <w:lang w:val="de-DE"/>
-                              </w:rPr>
-                              <w:t>Vorname Nachname</w:t>
-                            </w:r>
-                          </w:p>
-                          <w:p>
-                            <w:pPr>
-                              <w:spacing w:after="240"/>
-                              <w:rPr>
-                                <w:rFonts w:ascii="Century Gothic" w:hAnsi="Century Gothic"/>
-                                <w:lang w:val="de-DE"/>
-                              </w:rPr>
-                            </w:pPr>
-                          </w:p>
-                          <w:p/>
-                          <w:p>
-                            <w:pPr>
-                              <w:spacing w:after="120"/>
-                            </w:pPr>
-                          </w:p>
-                        </w:txbxContent>
-                      </wps:txbx>
-                      <wps:bodyPr rot="0" vert="horz" wrap="square" lIns="91440" tIns="45720" rIns="91440" bIns="45720" anchor="t" anchorCtr="0">
-                        <a:noAutofit/>
-                      </wps:bodyPr>
-                    </wps:wsp>
-                  </a:graphicData>
-                </a:graphic>
-                <wp14:sizeRelH relativeFrom="margin">
-                  <wp14:pctWidth>0</wp14:pctWidth>
-                </wp14:sizeRelH>
-                <wp14:sizeRelV relativeFrom="margin">
-                  <wp14:pctHeight>0</wp14:pctHeight>
-                </wp14:sizeRelV>
-              </wp:anchor>
-            </w:drawing>
-          </mc:Choice>
-          <mc:Fallback>
-            <w:pict>
-              <v:shapetype id="_x0000_t202" coordsize="21600,21600" o:spt="202" path="m,l,21600r21600,l21600,xe">
-                <v:stroke joinstyle="miter"/>
-                <v:path gradientshapeok="t" o:connecttype="rect"/>
-              </v:shapetype>
-              <v:shape id="Textfeld 2" o:spid="_x0000_s1026" type="#_x0000_t202" style="position:absolute;left:0;text-align:left;margin-left:153.35pt;margin-top:92.05pt;width:377.55pt;height:703.7pt;z-index:251675648;visibility:visible;mso-wrap-style:square;mso-width-percent:0;mso-height-percent:0;mso-wrap-distance-left:9pt;mso-wrap-distance-top:0;mso-wrap-distance-right:9pt;mso-wrap-distance-bottom:0;mso-position-horizontal:absolute;mso-position-horizontal-relative:text;mso-position-vertical:absolute;mso-position-vertical-relative:text;mso-width-percent:0;mso-height-percent:0;mso-width-relative:margin;mso-height-relative:margin;v-text-anchor:top" o:gfxdata="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" filled="f" stroked="f">
-                <v:textbox>
-                  <w:txbxContent>
-                    <w:p>
-                      <w:pPr>
-                        <w:spacing w:after="120"/>
-                        <w:rPr>
-                          <w:rFonts w:ascii="Century Gothic" w:hAnsi="Century Gothic"/>
-                          <w:b/>
-                          <w:lang w:val="de-DE"/>
-                        </w:rPr>
-                      </w:pPr>
-                      <w:proofErr w:type="spellStart"/>
-                      <w:r>
-                        <w:rPr>
-                          <w:rFonts w:ascii="Century Gothic" w:hAnsi="Century Gothic"/>
-                          <w:b/>
-                          <w:lang w:val="de-DE"/>
-                        </w:rPr>
-                        <w:t>youniqx</w:t>
-                      </w:r>
-                      <w:proofErr w:type="spellEnd"/>
-                      <w:r>
-                        <w:rPr>
-                          <w:rFonts w:ascii="Century Gothic" w:hAnsi="Century Gothic"/>
-                          <w:b/>
-                          <w:lang w:val="de-DE"/>
-                        </w:rPr>
-                        <w:t xml:space="preserve"> Identity AG</w:t>
-                      </w:r>
-                    </w:p>
-                    <w:p>
-                      <w:pPr>
-                        <w:spacing w:after="120"/>
-                        <w:rPr>
-                          <w:rFonts w:ascii="Century Gothic" w:hAnsi="Century Gothic"/>
-                          <w:lang w:val="de-DE"/>
-                        </w:rPr>
-                      </w:pPr>
-                      <w:r>
-                        <w:rPr>
-                          <w:rFonts w:ascii="Century Gothic" w:hAnsi="Century Gothic"/>
-                          <w:lang w:val="de-DE"/>
-                        </w:rPr>
-                        <w:t>Personal und Organisationsentwicklung</w:t>
-                      </w:r>
-                    </w:p>
-                    <w:p>
-                      <w:pPr>
-                        <w:spacing w:after="120"/>
-                        <w:rPr>
-                          <w:rFonts w:ascii="Century Gothic" w:hAnsi="Century Gothic"/>
-                          <w:lang w:val="de-DE"/>
-                        </w:rPr>
-                      </w:pPr>
-                      <w:proofErr w:type="spellStart"/>
-                      <w:r>
-                        <w:rPr>
-                          <w:rFonts w:ascii="Century Gothic" w:hAnsi="Century Gothic"/>
-                          <w:lang w:val="de-DE"/>
-                        </w:rPr>
-                        <w:t>Tenschertstraße</w:t>
-                      </w:r>
-                      <w:proofErr w:type="spellEnd"/>
-                      <w:r>
-                        <w:rPr>
-                          <w:rFonts w:ascii="Century Gothic" w:hAnsi="Century Gothic"/>
-                          <w:lang w:val="de-DE"/>
-                        </w:rPr>
-                        <w:t xml:space="preserve"> 7</w:t>
-                      </w:r>
-                    </w:p>
-                    <w:p>
-                      <w:pPr>
-                        <w:spacing w:after="480"/>
-                        <w:rPr>
-                          <w:rFonts w:ascii="Century Gothic" w:hAnsi="Century Gothic"/>
-                          <w:lang w:val="de-DE"/>
-                        </w:rPr>
-                      </w:pPr>
-                      <w:r>
-                        <w:rPr>
-                          <w:rFonts w:ascii="Century Gothic" w:hAnsi="Century Gothic"/>
-                          <w:lang w:val="de-DE"/>
-                        </w:rPr>
-                        <w:t>1230 Wien</w:t>
-                      </w:r>
-                    </w:p>
-                    <w:p>
-                      <w:pPr>
-                        <w:spacing w:after="120"/>
-                        <w:rPr>
-                          <w:rFonts w:ascii="Century Gothic" w:hAnsi="Century Gothic"/>
-                          <w:lang w:val="de-DE"/>
-                        </w:rPr>
-                      </w:pPr>
-                      <w:r>
-                        <w:rPr>
-                          <w:rFonts w:ascii="Century Gothic" w:hAnsi="Century Gothic"/>
-                          <w:lang w:val="de-DE"/>
-                        </w:rPr>
-                        <w:t>17.02.2026</w:t>
-                      </w:r>
-                    </w:p>
-                    <w:p>
-                      <w:pPr>
-                        <w:spacing w:after="240"/>
-                        <w:rPr>
-                          <w:rFonts w:ascii="Century Gothic" w:hAnsi="Century Gothic"/>
-                          <w:b/>
-                          <w:sz w:val="20"/>
-                          <w:lang w:val="de-DE"/>
-                        </w:rPr>
-                      </w:pPr>
-                      <w:r>
-                        <w:rPr>
-                          <w:rFonts w:ascii="Century Gothic" w:hAnsi="Century Gothic"/>
-                          <w:b/>
-                          <w:sz w:val="20"/>
-                          <w:lang w:val="de-DE"/>
-                        </w:rPr>
-                        <w:t>Bewerbung um eine Lehrstelle als Applikationsentwickler – Coding</w:t>
-                      </w:r>
-                    </w:p>
-                    <w:p>
-                      <w:pPr>
-                        <w:spacing w:after="120"/>
-                        <w:rPr>
-                          <w:rFonts w:ascii="Century Gothic" w:hAnsi="Century Gothic"/>
-                          <w:lang w:val="de-DE"/>
-                        </w:rPr>
-                      </w:pPr>
-                      <w:r>
-                        <w:rPr>
-                          <w:rFonts w:ascii="Century Gothic" w:hAnsi="Century Gothic"/>
-                          <w:lang w:val="de-DE"/>
-                        </w:rPr>
-                        <w:t xml:space="preserve">Sehr geehrte Herren </w:t>
-                      </w:r>
-                      <w:proofErr w:type="spellStart"/>
-                      <w:r>
-                        <w:rPr>
-                          <w:rFonts w:ascii="Century Gothic" w:hAnsi="Century Gothic"/>
-                          <w:lang w:val="de-DE"/>
-                        </w:rPr>
-                        <w:t>Leprich</w:t>
-                      </w:r>
-                      <w:proofErr w:type="spellEnd"/>
-                      <w:r>
-                        <w:rPr>
-                          <w:rFonts w:ascii="Century Gothic" w:hAnsi="Century Gothic"/>
-                          <w:lang w:val="de-DE"/>
-                        </w:rPr>
-                        <w:t xml:space="preserve"> und </w:t>
-                      </w:r>
-                      <w:proofErr w:type="spellStart"/>
-                      <w:r>
-                        <w:rPr>
-                          <w:rFonts w:ascii="Century Gothic" w:hAnsi="Century Gothic"/>
-                          <w:lang w:val="de-DE"/>
-                        </w:rPr>
-                        <w:t>Kraber</w:t>
-                      </w:r>
-                      <w:proofErr w:type="spellEnd"/>
-                      <w:r>
-                        <w:rPr>
-                          <w:rFonts w:ascii="Century Gothic" w:hAnsi="Century Gothic"/>
-                          <w:lang w:val="de-DE"/>
-                        </w:rPr>
-                        <w:t>,</w:t>
-                      </w:r>
-                    </w:p>
-                    <w:p>
-                      <w:pPr>
-                        <w:spacing w:after="0"/>
-                        <w:rPr>
-                          <w:rFonts w:ascii="Century Gothic" w:hAnsi="Century Gothic"/>
-                          <w:b/>
-                          <w:lang w:val="de-DE"/>
-                        </w:rPr>
-                      </w:pPr>
-                      <w:r>
-                        <w:rPr>
-                          <w:rFonts w:ascii="Century Gothic" w:hAnsi="Century Gothic"/>
-                          <w:b/>
-                          <w:lang w:val="de-DE"/>
-                        </w:rPr>
-                        <w:t>Interesse &amp; Motivation:</w:t>
-                      </w:r>
-                    </w:p>
-                    <w:p>
-                      <w:pPr>
-                        <w:spacing w:after="120"/>
-                        <w:rPr>
-                          <w:rFonts w:ascii="Century Gothic" w:hAnsi="Century Gothic"/>
-                          <w:lang w:val="de-DE"/>
-                        </w:rPr>
-                      </w:pPr>
-                      <w:r>
-                        <w:rPr>
-                          <w:rFonts w:ascii="Century Gothic" w:hAnsi="Century Gothic"/>
-                          <w:lang w:val="de-DE"/>
-                        </w:rPr>
-                        <w:t>Computer und Technik interessieren mich seit mehreren Jahren. Besonders die Softwareentwicklung begeistert mich, weil man damit konkrete Lösungen umsetzen kann. Die Arbeit an sicheren digitalen Identitäten bei YOUNIQX finde ich spannend, da hier Innovation und Sicherheit kombiniert werden.</w:t>
-                      </w:r>
-                    </w:p>
-                    <w:p>
-                      <w:pPr>
-                        <w:spacing w:after="0"/>
-                        <w:rPr>
-                          <w:rFonts w:ascii="Century Gothic" w:hAnsi="Century Gothic"/>
-                          <w:b/>
-                          <w:lang w:val="de-DE"/>
-                        </w:rPr>
-                      </w:pPr>
-                      <w:r>
-                        <w:rPr>
-                          <w:rFonts w:ascii="Century Gothic" w:hAnsi="Century Gothic"/>
-                          <w:b/>
-                          <w:lang w:val="de-DE"/>
-                        </w:rPr>
-                        <w:t>Ausbildung:</w:t>
-                      </w:r>
-                    </w:p>
-                    <w:p>
-                      <w:pPr>
-                        <w:spacing w:after="120"/>
-                        <w:rPr>
-                          <w:rFonts w:ascii="Century Gothic" w:hAnsi="Century Gothic"/>
-                          <w:lang w:val="de-DE"/>
-                        </w:rPr>
-                      </w:pPr>
-                      <w:r>
-                        <w:rPr>
-                          <w:rFonts w:ascii="Century Gothic" w:hAnsi="Century Gothic"/>
-                          <w:lang w:val="de-DE"/>
-                        </w:rPr>
-                        <w:t>Ich absolviere derzeit die überbetriebliche Lehre im Bereich Coding und habe zuvor ein Jahr an der HTL Informatik abgeschlossen. Dort lernte ich unter anderem Java, aktuell vertiefe ich meine Kenntnisse in C#.</w:t>
-                      </w:r>
-                    </w:p>
-                    <w:p>
-                      <w:pPr>
-                        <w:spacing w:after="0"/>
-                        <w:rPr>
-                          <w:rFonts w:ascii="Century Gothic" w:hAnsi="Century Gothic"/>
-                          <w:b/>
-                          <w:lang w:val="de-DE"/>
-                        </w:rPr>
-                      </w:pPr>
-                      <w:r>
-                        <w:rPr>
-                          <w:rFonts w:ascii="Century Gothic" w:hAnsi="Century Gothic"/>
-                          <w:b/>
-                          <w:lang w:val="de-DE"/>
-                        </w:rPr>
-                        <w:t>Erfahrung &amp; Projekte:</w:t>
-                      </w:r>
-                    </w:p>
-                    <w:p>
-                      <w:pPr>
-                        <w:spacing w:after="120"/>
-                        <w:rPr>
-                          <w:rFonts w:ascii="Century Gothic" w:hAnsi="Century Gothic"/>
-                          <w:lang w:val="de-DE"/>
-                        </w:rPr>
-                      </w:pPr>
-                      <w:r>
-                        <w:rPr>
-                          <w:rFonts w:ascii="Century Gothic" w:hAnsi="Century Gothic"/>
-                          <w:lang w:val="de-DE"/>
-                        </w:rPr>
-                        <w:t>Derzeit arbeite ich an einer „Lehrstellensuchassistenz“-Software und sammle praktische Erfahrung mit strukturierter Programmierung und grundlegender XAML-Anwendung. Zusätzlich entwickle ich eigene AutoHotkey-Skripte zur Automatisierung. Grundkenntnisse in Python sind ebenfalls vorhanden.</w:t>
-                      </w:r>
-                    </w:p>
-                    <w:p>
-                      <w:pPr>
-                        <w:spacing w:after="0"/>
-                        <w:rPr>
-                          <w:rFonts w:ascii="Century Gothic" w:hAnsi="Century Gothic"/>
-                          <w:b/>
-                          <w:lang w:val="de-DE"/>
-                        </w:rPr>
-                      </w:pPr>
-                      <w:r>
-                        <w:rPr>
-                          <w:rFonts w:ascii="Century Gothic" w:hAnsi="Century Gothic"/>
-                          <w:b/>
-                          <w:lang w:val="de-DE"/>
-                        </w:rPr>
-                        <w:t>Technisches Verständnis</w:t>
-                      </w:r>
-                      <w:r>
-                        <w:rPr>
-                          <w:rFonts w:ascii="Century Gothic" w:hAnsi="Century Gothic"/>
-                          <w:b/>
-                          <w:lang w:val="de-DE"/>
-                        </w:rPr>
-                        <w:t>:</w:t>
-                      </w:r>
-                    </w:p>
-                    <w:p>
-                      <w:pPr>
-                        <w:spacing w:after="120"/>
-                        <w:rPr>
-                          <w:rFonts w:ascii="Century Gothic" w:hAnsi="Century Gothic"/>
-                          <w:lang w:val="de-DE"/>
-                        </w:rPr>
-                      </w:pPr>
-                      <w:r>
-                        <w:rPr>
-                          <w:rFonts w:ascii="Century Gothic" w:hAnsi="Century Gothic"/>
-                          <w:lang w:val="de-DE"/>
-                        </w:rPr>
-                        <w:t>Meinen eigenen PC habe ich selbst gebaut und beschäftige mich mit Systemoptimierung unter Windows und Linux (auch in virtuellen Maschinen). Dadurch habe ich ein gutes Verständnis für die Funktionsweise von PCs.</w:t>
-                      </w:r>
-                    </w:p>
-                    <w:p>
-                      <w:pPr>
-                        <w:spacing w:after="120"/>
-                        <w:rPr>
-                          <w:rFonts w:ascii="Century Gothic" w:hAnsi="Century Gothic"/>
-                          <w:lang w:val="de-DE"/>
-                        </w:rPr>
-                      </w:pPr>
-                      <w:r>
-                        <w:rPr>
-                          <w:rFonts w:ascii="Century Gothic" w:hAnsi="Century Gothic"/>
-                          <w:lang w:val="de-DE"/>
-                        </w:rPr>
-                        <w:t>Ich arbeite gerne im Team, suche aktiv nach Lösungen und bin motiviert, Neues zu lernen. Eine „Lehre mit Matura“ strebe ich an. Ein einwandfreier Leumund ist selbstverständlich gegeben.</w:t>
-                      </w:r>
-                    </w:p>
-                    <w:p>
-                      <w:pPr>
-                        <w:spacing w:after="360"/>
-                        <w:rPr>
-                          <w:rFonts w:ascii="Century Gothic" w:hAnsi="Century Gothic"/>
-                          <w:lang w:val="de-DE"/>
-                        </w:rPr>
-                      </w:pPr>
-                      <w:r>
-                        <w:rPr>
-                          <w:rFonts w:ascii="Century Gothic" w:hAnsi="Century Gothic"/>
-                          <w:lang w:val="de-DE"/>
-                        </w:rPr>
-                        <w:t>Über eine Einladung zu einem persönlichen Gespräch freue ich mich sehr.</w:t>
-                      </w:r>
-                    </w:p>
-                    <w:p>
-                      <w:pPr>
-                        <w:spacing w:after="240"/>
-                        <w:rPr>
-                          <w:rFonts w:ascii="Century Gothic" w:hAnsi="Century Gothic"/>
-                          <w:lang w:val="de-DE"/>
-                        </w:rPr>
-                      </w:pPr>
-                      <w:r>
-                        <w:rPr>
-                          <w:rFonts w:ascii="Century Gothic" w:hAnsi="Century Gothic"/>
-                          <w:lang w:val="de-DE"/>
-                        </w:rPr>
-                        <w:t>Mit freundlichen Grüßen</w:t>
-                      </w:r>
-                    </w:p>
-                    <w:p>
-                      <w:pPr>
-                        <w:spacing w:after="240"/>
-                        <w:rPr>
-                          <w:rFonts w:ascii="Century Gothic" w:hAnsi="Century Gothic"/>
-                          <w:lang w:val="de-DE"/>
-                        </w:rPr>
-                      </w:pPr>
-                      <w:r>
-                        <w:rPr>
-                          <w:rFonts w:ascii="Century Gothic" w:hAnsi="Century Gothic"/>
-                          <w:lang w:val="de-DE"/>
-                        </w:rPr>
-                        <w:t>Vorname Nachname</w:t>
-                      </w:r>
-                    </w:p>
-                    <w:p>
-                      <w:pPr>
-                        <w:spacing w:after="240"/>
-                        <w:rPr>
-                          <w:rFonts w:ascii="Century Gothic" w:hAnsi="Century Gothic"/>
-                          <w:lang w:val="de-DE"/>
-                        </w:rPr>
-                      </w:pPr>
-                    </w:p>
-                    <w:p/>
-                    <w:p>
-                      <w:pPr>
-                        <w:spacing w:after="120"/>
-                      </w:pPr>
-                    </w:p>
-                  </w:txbxContent>
-                </v:textbox>
-              </v:shape>
-            </w:pict>
-          </mc:Fallback>
-        </mc:AlternateContent>
-      </w:r>
-      <w:r>
-        <w:rPr>
-          <w:rFonts w:ascii="Century Gothic" w:hAnsi="Century Gothic"/>
-          <w:b/>
-          <w:noProof/>
-          <w:sz w:val="56"/>
-          <w:lang w:eastAsia="de-AT"/>
-        </w:rPr>
-        <mc:AlternateContent>
-          <mc:Choice Requires="wps">
-            <w:drawing>
-              <wp:anchor distT="0" distB="0" distL="114300" distR="114300" simplePos="0" relativeHeight="251667456" behindDoc="1" locked="0" layoutInCell="1" allowOverlap="1" wp14:anchorId="249FEE2A" wp14:editId="268092C8">
+              <wp:anchor distT="0" distB="0" distL="114300" distR="114300" simplePos="0" relativeHeight="251667456" behindDoc="1" locked="0" layoutInCell="1" allowOverlap="1" wp14:anchorId="23B338C8" wp14:editId="2D96203B">
                 <wp:simplePos x="0" y="0"/>
                 <wp:positionH relativeFrom="column">
                   <wp:posOffset>-676275</wp:posOffset>
@@ -987,7 +1110,7 @@
                 <wp:positionV relativeFrom="paragraph">
                   <wp:posOffset>-381000</wp:posOffset>
                 </wp:positionV>
-                <wp:extent cx="2486025" cy="10544175"/>
+                <wp:extent cx="2371725" cy="10544175"/>
                 <wp:effectExtent l="0" t="0" r="9525" b="9525"/>
                 <wp:wrapNone/>
                 <wp:docPr id="6" name="Rechteck 6"/>
@@ -999,7 +1122,7 @@
                       <wps:spPr>
                         <a:xfrm>
                           <a:off x="0" y="0"/>
-                          <a:ext cx="2486025" cy="10544175"/>
+                          <a:ext cx="2371725" cy="10544175"/>
                         </a:xfrm>
                         <a:prstGeom prst="rect">
                           <a:avLst/>
@@ -1049,7 +1172,7 @@
           </mc:Choice>
           <mc:Fallback>
             <w:pict>
-              <v:rect id="Rechteck 6" o:spid="_x0000_s1026" style="position:absolute;margin-left:-53.25pt;margin-top:-30pt;width:195.75pt;height:830.25pt;z-index:-251649024;visibility:visible;mso-wrap-style:square;mso-width-percent:0;mso-height-percent:0;mso-wrap-distance-left:9pt;mso-wrap-distance-top:0;mso-wrap-distance-right:9pt;mso-wrap-distance-bottom:0;mso-position-horizontal:absolute;mso-position-horizontal-relative:text;mso-position-vertical:absolute;mso-position-vertical-relative:text;mso-width-percent:0;mso-height-percent:0;mso-width-relative:margin;mso-height-relative:margin;v-text-anchor:middle" o:gfxdata="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" fillcolor="#1abc9c" stroked="f" strokeweight="2pt">
+              <v:rect id="Rechteck 6" o:spid="_x0000_s1026" style="position:absolute;margin-left:-53.25pt;margin-top:-30pt;width:186.75pt;height:830.25pt;z-index:-251649024;visibility:visible;mso-wrap-style:square;mso-width-percent:0;mso-height-percent:0;mso-wrap-distance-left:9pt;mso-wrap-distance-top:0;mso-wrap-distance-right:9pt;mso-wrap-distance-bottom:0;mso-position-horizontal:absolute;mso-position-horizontal-relative:text;mso-position-vertical:absolute;mso-position-vertical-relative:text;mso-width-percent:0;mso-height-percent:0;mso-width-relative:margin;mso-height-relative:margin;v-text-anchor:middle" o:gfxdata="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" fillcolor="#1abc9c" stroked="f" strokeweight="2pt">
                 <v:fill opacity="6682f"/>
               </v:rect>
             </w:pict>
@@ -1067,7 +1190,7 @@
         <mc:AlternateContent>
           <mc:Choice Requires="wps">
             <w:drawing>
-              <wp:anchor distT="0" distB="0" distL="114300" distR="114300" simplePos="0" relativeHeight="251665408" behindDoc="1" locked="0" layoutInCell="1" allowOverlap="1" wp14:anchorId="58BAF352" wp14:editId="1715890D">
+              <wp:anchor distT="0" distB="0" distL="114300" distR="114300" simplePos="0" relativeHeight="251665408" behindDoc="1" locked="0" layoutInCell="1" allowOverlap="1" wp14:anchorId="735F4D86" wp14:editId="2A2E0292">
                 <wp:simplePos x="0" y="0"/>
                 <wp:positionH relativeFrom="margin">
                   <wp:align>center</wp:align>
@@ -1147,101 +1270,13 @@
           <w:rFonts w:ascii="Century Gothic" w:hAnsi="Century Gothic"/>
           <w:b/>
           <w:noProof/>
-          <w:sz w:val="56"/>
+          <w:sz w:val="28"/>
           <w:lang w:eastAsia="de-AT"/>
         </w:rPr>
         <mc:AlternateContent>
           <mc:Choice Requires="wps">
             <w:drawing>
-              <wp:anchor distT="0" distB="0" distL="114300" distR="114300" simplePos="0" relativeHeight="251673600" behindDoc="1" locked="0" layoutInCell="1" allowOverlap="1" wp14:anchorId="30377FA8" wp14:editId="5C2911E4">
-                <wp:simplePos x="0" y="0"/>
-                <wp:positionH relativeFrom="column">
-                  <wp:posOffset>-247650</wp:posOffset>
-                </wp:positionH>
-                <wp:positionV relativeFrom="paragraph">
-                  <wp:posOffset>1057275</wp:posOffset>
-                </wp:positionV>
-                <wp:extent cx="1790700" cy="2565400"/>
-                <wp:effectExtent l="0" t="0" r="0" b="6350"/>
-                <wp:wrapNone/>
-                <wp:docPr id="10" name="Rechteck 10"/>
-                <wp:cNvGraphicFramePr/>
-                <a:graphic xmlns:a="http://schemas.openxmlformats.org/drawingml/2006/main">
-                  <a:graphicData uri="http://schemas.microsoft.com/office/word/2010/wordprocessingShape">
-                    <wps:wsp>
-                      <wps:cNvSpPr/>
-                      <wps:spPr>
-                        <a:xfrm>
-                          <a:off x="0" y="0"/>
-                          <a:ext cx="1790700" cy="2565400"/>
-                        </a:xfrm>
-                        <a:prstGeom prst="rect">
-                          <a:avLst/>
-                        </a:prstGeom>
-                        <a:solidFill>
-                          <a:srgbClr val="BC1A3A">
-                            <a:alpha val="5000"/>
-                          </a:srgbClr>
-                        </a:solidFill>
-                        <a:ln>
-                          <a:noFill/>
-                        </a:ln>
-                      </wps:spPr>
-                      <wps:style>
-                        <a:lnRef idx="2">
-                          <a:schemeClr val="accent1">
-                            <a:shade val="50000"/>
-                          </a:schemeClr>
-                        </a:lnRef>
-                        <a:fillRef idx="1">
-                          <a:schemeClr val="accent1"/>
-                        </a:fillRef>
-                        <a:effectRef idx="0">
-                          <a:schemeClr val="accent1"/>
-                        </a:effectRef>
-                        <a:fontRef idx="minor">
-                          <a:schemeClr val="lt1"/>
-                        </a:fontRef>
-                      </wps:style>
-                      <wps:bodyPr rot="0" spcFirstLastPara="0" vertOverflow="overflow" horzOverflow="overflow" vert="horz" wrap="square" lIns="91440" tIns="45720" rIns="91440" bIns="45720" numCol="1" spcCol="0" rtlCol="0" fromWordArt="0" anchor="ctr" anchorCtr="0" forceAA="0" compatLnSpc="1">
-                        <a:prstTxWarp prst="textNoShape">
-                          <a:avLst/>
-                        </a:prstTxWarp>
-                        <a:noAutofit/>
-                      </wps:bodyPr>
-                    </wps:wsp>
-                  </a:graphicData>
-                </a:graphic>
-                <wp14:sizeRelH relativeFrom="margin">
-                  <wp14:pctWidth>0</wp14:pctWidth>
-                </wp14:sizeRelH>
-                <wp14:sizeRelV relativeFrom="margin">
-                  <wp14:pctHeight>0</wp14:pctHeight>
-                </wp14:sizeRelV>
-              </wp:anchor>
-            </w:drawing>
-          </mc:Choice>
-          <mc:Fallback>
-            <w:pict>
-              <v:rect id="Rechteck 10" o:spid="_x0000_s1026" style="position:absolute;margin-left:-19.5pt;margin-top:83.25pt;width:141pt;height:202pt;z-index:-251642880;visibility:visible;mso-wrap-style:square;mso-width-percent:0;mso-height-percent:0;mso-wrap-distance-left:9pt;mso-wrap-distance-top:0;mso-wrap-distance-right:9pt;mso-wrap-distance-bottom:0;mso-position-horizontal:absolute;mso-position-horizontal-relative:text;mso-position-vertical:absolute;mso-position-vertical-relative:text;mso-width-percent:0;mso-height-percent:0;mso-width-relative:margin;mso-height-relative:margin;v-text-anchor:middle" o:gfxdata="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" fillcolor="#bc1a3a" stroked="f" strokeweight="2pt">
-                <v:fill opacity="3341f"/>
-              </v:rect>
-            </w:pict>
-          </mc:Fallback>
-        </mc:AlternateContent>
-      </w:r>
-      <w:r>
-        <w:rPr>
-          <w:rFonts w:ascii="Century Gothic" w:hAnsi="Century Gothic"/>
-          <w:b/>
-          <w:noProof/>
-          <w:sz w:val="28"/>
-          <w:lang w:eastAsia="de-AT"/>
-        </w:rPr>
-        <mc:AlternateContent>
-          <mc:Choice Requires="wps">
-            <w:drawing>
-              <wp:anchor distT="0" distB="0" distL="114300" distR="114300" simplePos="0" relativeHeight="251671552" behindDoc="1" locked="0" layoutInCell="1" allowOverlap="1" wp14:anchorId="2EA04B12" wp14:editId="566CB2F3">
+              <wp:anchor distT="0" distB="0" distL="114300" distR="114300" simplePos="0" relativeHeight="251671552" behindDoc="1" locked="0" layoutInCell="1" allowOverlap="1" wp14:anchorId="42255C4D" wp14:editId="2E52D7D5">
                 <wp:simplePos x="0" y="0"/>
                 <wp:positionH relativeFrom="margin">
                   <wp:posOffset>19050</wp:posOffset>
@@ -1327,7 +1362,7 @@
         <mc:AlternateContent>
           <mc:Choice Requires="wps">
             <w:drawing>
-              <wp:anchor distT="0" distB="0" distL="114300" distR="114300" simplePos="0" relativeHeight="251677696" behindDoc="0" locked="0" layoutInCell="1" allowOverlap="1" wp14:anchorId="231A0413" wp14:editId="381B00AE">
+              <wp:anchor distT="0" distB="0" distL="114300" distR="114300" simplePos="0" relativeHeight="251677696" behindDoc="0" locked="0" layoutInCell="1" allowOverlap="1" wp14:anchorId="3B2EC266" wp14:editId="0BE4897E">
                 <wp:simplePos x="0" y="0"/>
                 <wp:positionH relativeFrom="page">
                   <wp:posOffset>478155</wp:posOffset>
@@ -1413,7 +1448,7 @@
         <mc:AlternateContent>
           <mc:Choice Requires="wps">
             <w:drawing>
-              <wp:anchor distT="0" distB="0" distL="114300" distR="114300" simplePos="0" relativeHeight="251663360" behindDoc="1" locked="0" layoutInCell="1" allowOverlap="1" wp14:anchorId="7EF5DA64" wp14:editId="38C81D99">
+              <wp:anchor distT="0" distB="0" distL="114300" distR="114300" simplePos="0" relativeHeight="251663360" behindDoc="1" locked="0" layoutInCell="1" allowOverlap="1" wp14:anchorId="597B505B" wp14:editId="6AC6ABFE">
                 <wp:simplePos x="0" y="0"/>
                 <wp:positionH relativeFrom="column">
                   <wp:posOffset>1480820</wp:posOffset>
@@ -1497,7 +1532,7 @@
         <mc:AlternateContent>
           <mc:Choice Requires="wps">
             <w:drawing>
-              <wp:anchor distT="0" distB="0" distL="114300" distR="114300" simplePos="0" relativeHeight="251661312" behindDoc="1" locked="0" layoutInCell="1" allowOverlap="1" wp14:anchorId="70244661" wp14:editId="3AACE23D">
+              <wp:anchor distT="0" distB="0" distL="114300" distR="114300" simplePos="0" relativeHeight="251661312" behindDoc="1" locked="0" layoutInCell="1" allowOverlap="1" wp14:anchorId="62C10F8E" wp14:editId="237EA429">
                 <wp:simplePos x="0" y="0"/>
                 <wp:positionH relativeFrom="column">
                   <wp:posOffset>-756920</wp:posOffset>
@@ -1578,26 +1613,10 @@
           <w:sz w:val="56"/>
           <w:lang w:eastAsia="de-AT"/>
         </w:rPr>
-        <w:t>VORNAME</w:t>
+        <w:t>[Vorname Nachname]</w:t>
       </w:r>
-      <w:r>
-        <w:rPr>
-          <w:rFonts w:ascii="Century Gothic" w:hAnsi="Century Gothic"/>
-          <w:b/>
-          <w:sz w:val="56"/>
-          <w:lang w:val="de-DE"/>
-        </w:rPr>
-        <w:t xml:space="preserve"> </w:t>
-      </w:r>
-      <w:r>
-        <w:rPr>
-          <w:rFonts w:ascii="Century Gothic" w:hAnsi="Century Gothic"/>
-          <w:b/>
-          <w:sz w:val="56"/>
-          <w:lang w:val="de-DE"/>
-        </w:rPr>
-        <w:t>NACHNAME</w:t>
-      </w:r>
+      <w:bookmarkStart w:id="0" w:name="_GoBack"/>
+      <w:bookmarkEnd w:id="0"/>
     </w:p>
     <w:p>
       <w:pPr>
@@ -1624,10 +1643,10 @@
         <mc:AlternateContent>
           <mc:Choice Requires="wps">
             <w:drawing>
-              <wp:anchor distT="0" distB="0" distL="114300" distR="114300" simplePos="0" relativeHeight="251678720" behindDoc="0" locked="0" layoutInCell="1" allowOverlap="1" wp14:anchorId="15700053" wp14:editId="04C9328B">
+              <wp:anchor distT="0" distB="0" distL="114300" distR="114300" simplePos="0" relativeHeight="251678720" behindDoc="0" locked="0" layoutInCell="1" allowOverlap="1" wp14:anchorId="37EEE13F" wp14:editId="6244039A">
                 <wp:simplePos x="0" y="0"/>
                 <wp:positionH relativeFrom="column">
-                  <wp:posOffset>6919595</wp:posOffset>
+                  <wp:posOffset>6949602</wp:posOffset>
                 </wp:positionH>
                 <wp:positionV relativeFrom="paragraph">
                   <wp:posOffset>83820</wp:posOffset>
@@ -1686,7 +1705,7 @@
           </mc:Choice>
           <mc:Fallback>
             <w:pict>
-              <v:line id="Gerade Verbindung 13" o:spid="_x0000_s1026" style="position:absolute;z-index:251678720;visibility:visible;mso-wrap-style:square;mso-width-percent:0;mso-height-percent:0;mso-wrap-distance-left:9pt;mso-wrap-distance-top:0;mso-wrap-distance-right:9pt;mso-wrap-distance-bottom:0;mso-position-horizontal:absolute;mso-position-horizontal-relative:text;mso-position-vertical:absolute;mso-position-vertical-relative:text;mso-width-percent:0;mso-height-percent:0;mso-width-relative:margin;mso-height-relative:margin" from="544.85pt,6.6pt" to="544.85pt,666.3pt" o:gfxdata="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" strokecolor="#bc1a3a" strokeweight="2pt">
+              <v:line id="Gerade Verbindung 13" o:spid="_x0000_s1026" style="position:absolute;z-index:251678720;visibility:visible;mso-wrap-style:square;mso-width-percent:0;mso-height-percent:0;mso-wrap-distance-left:9pt;mso-wrap-distance-top:0;mso-wrap-distance-right:9pt;mso-wrap-distance-bottom:0;mso-position-horizontal:absolute;mso-position-horizontal-relative:text;mso-position-vertical:absolute;mso-position-vertical-relative:text;mso-width-percent:0;mso-height-percent:0;mso-width-relative:margin;mso-height-relative:margin" from="547.2pt,6.6pt" to="547.2pt,666.3pt" o:gfxdata="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" strokecolor="#bc1a3a" strokeweight="2pt">
                 <v:stroke opacity="32896f"/>
               </v:line>
             </w:pict>
@@ -1776,7 +1795,21 @@
           <w:rFonts w:ascii="Century Gothic" w:hAnsi="Century Gothic"/>
           <w:lang w:val="de-DE"/>
         </w:rPr>
-        <w:t>Triester Str. 70</w:t>
+        <w:t xml:space="preserve">[Straße </w:t>
+      </w:r>
+      <w:r>
+        <w:rPr>
+          <w:rFonts w:ascii="Century Gothic" w:hAnsi="Century Gothic"/>
+          <w:lang w:val="de-DE"/>
+        </w:rPr>
+        <w:t>&amp;</w:t>
+      </w:r>
+      <w:r>
+        <w:rPr>
+          <w:rFonts w:ascii="Century Gothic" w:hAnsi="Century Gothic"/>
+          <w:lang w:val="de-DE"/>
+        </w:rPr>
+        <w:t xml:space="preserve"> Hausnummer]</w:t>
       </w:r>
     </w:p>
     <w:p>
@@ -1791,161 +1824,9 @@
       <w:r>
         <w:rPr>
           <w:rFonts w:ascii="Century Gothic" w:hAnsi="Century Gothic"/>
-          <w:b/>
-          <w:noProof/>
-          <w:sz w:val="56"/>
-          <w:lang w:eastAsia="de-AT"/>
-        </w:rPr>
-        <mc:AlternateContent>
-          <mc:Choice Requires="wps">
-            <w:drawing>
-              <wp:anchor distT="0" distB="0" distL="114300" distR="114300" simplePos="0" relativeHeight="251691008" behindDoc="1" locked="0" layoutInCell="1" allowOverlap="1" wp14:anchorId="35A4AF6D" wp14:editId="09EAB388">
-                <wp:simplePos x="0" y="0"/>
-                <wp:positionH relativeFrom="column">
-                  <wp:posOffset>1947545</wp:posOffset>
-                </wp:positionH>
-                <wp:positionV relativeFrom="paragraph">
-                  <wp:posOffset>256540</wp:posOffset>
-                </wp:positionV>
-                <wp:extent cx="4854546" cy="6655982"/>
-                <wp:effectExtent l="0" t="0" r="3810" b="0"/>
-                <wp:wrapNone/>
-                <wp:docPr id="22" name="Rechteck 22"/>
-                <wp:cNvGraphicFramePr/>
-                <a:graphic xmlns:a="http://schemas.openxmlformats.org/drawingml/2006/main">
-                  <a:graphicData uri="http://schemas.microsoft.com/office/word/2010/wordprocessingShape">
-                    <wps:wsp>
-                      <wps:cNvSpPr/>
-                      <wps:spPr>
-                        <a:xfrm>
-                          <a:off x="0" y="0"/>
-                          <a:ext cx="4854546" cy="6655982"/>
-                        </a:xfrm>
-                        <a:prstGeom prst="rect">
-                          <a:avLst/>
-                        </a:prstGeom>
-                        <a:solidFill>
-                          <a:srgbClr val="9018AE">
-                            <a:alpha val="4706"/>
-                          </a:srgbClr>
-                        </a:solidFill>
-                        <a:ln>
-                          <a:noFill/>
-                        </a:ln>
-                      </wps:spPr>
-                      <wps:style>
-                        <a:lnRef idx="2">
-                          <a:schemeClr val="accent1">
-                            <a:shade val="50000"/>
-                          </a:schemeClr>
-                        </a:lnRef>
-                        <a:fillRef idx="1">
-                          <a:schemeClr val="accent1"/>
-                        </a:fillRef>
-                        <a:effectRef idx="0">
-                          <a:schemeClr val="accent1"/>
-                        </a:effectRef>
-                        <a:fontRef idx="minor">
-                          <a:schemeClr val="lt1"/>
-                        </a:fontRef>
-                      </wps:style>
-                      <wps:bodyPr rot="0" spcFirstLastPara="0" vertOverflow="overflow" horzOverflow="overflow" vert="horz" wrap="square" lIns="91440" tIns="45720" rIns="91440" bIns="45720" numCol="1" spcCol="0" rtlCol="0" fromWordArt="0" anchor="ctr" anchorCtr="0" forceAA="0" compatLnSpc="1">
-                        <a:prstTxWarp prst="textNoShape">
-                          <a:avLst/>
-                        </a:prstTxWarp>
-                        <a:noAutofit/>
-                      </wps:bodyPr>
-                    </wps:wsp>
-                  </a:graphicData>
-                </a:graphic>
-                <wp14:sizeRelH relativeFrom="margin">
-                  <wp14:pctWidth>0</wp14:pctWidth>
-                </wp14:sizeRelH>
-                <wp14:sizeRelV relativeFrom="margin">
-                  <wp14:pctHeight>0</wp14:pctHeight>
-                </wp14:sizeRelV>
-              </wp:anchor>
-            </w:drawing>
-          </mc:Choice>
-          <mc:Fallback>
-            <w:pict>
-              <v:rect id="Rechteck 22" o:spid="_x0000_s1026" style="position:absolute;margin-left:153.35pt;margin-top:20.2pt;width:382.25pt;height:524.1pt;z-index:-251625472;visibility:visible;mso-wrap-style:square;mso-width-percent:0;mso-height-percent:0;mso-wrap-distance-left:9pt;mso-wrap-distance-top:0;mso-wrap-distance-right:9pt;mso-wrap-distance-bottom:0;mso-position-horizontal:absolute;mso-position-horizontal-relative:text;mso-position-vertical:absolute;mso-position-vertical-relative:text;mso-width-percent:0;mso-height-percent:0;mso-width-relative:margin;mso-height-relative:margin;v-text-anchor:middle" o:gfxdata="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" fillcolor="#9018ae" stroked="f" strokeweight="2pt">
-                <v:fill opacity="3084f"/>
-              </v:rect>
-            </w:pict>
-          </mc:Fallback>
-        </mc:AlternateContent>
-      </w:r>
-      <w:r>
-        <w:rPr>
-          <w:rFonts w:ascii="Century Gothic" w:hAnsi="Century Gothic"/>
           <w:lang w:val="de-DE"/>
         </w:rPr>
-        <w:t>Wien</w:t>
-      </w:r>
-      <w:r>
-        <w:rPr>
-          <w:rFonts w:ascii="Century Gothic" w:hAnsi="Century Gothic"/>
-          <w:lang w:val="de-DE"/>
-        </w:rPr>
-        <w:t>,</w:t>
-      </w:r>
-      <w:r>
-        <w:rPr>
-          <w:rFonts w:ascii="Century Gothic" w:hAnsi="Century Gothic"/>
-          <w:lang w:val="de-DE"/>
-        </w:rPr>
-        <w:t xml:space="preserve"> </w:t>
-      </w:r>
-      <w:r>
-        <w:rPr>
-          <w:rFonts w:ascii="Century Gothic" w:hAnsi="Century Gothic"/>
-          <w:lang w:val="de-DE"/>
-        </w:rPr>
-        <w:t>1100</w:t>
-      </w:r>
-    </w:p>
-    <w:p>
-      <w:pPr>
-        <w:spacing w:after="0"/>
-        <w:ind w:hanging="284"/>
-        <w:rPr>
-          <w:rFonts w:ascii="Century Gothic" w:hAnsi="Century Gothic"/>
-          <w:b/>
-          <w:lang w:val="de-DE"/>
-        </w:rPr>
-      </w:pPr>
-      <w:r>
-        <w:rPr>
-          <w:rFonts w:ascii="Century Gothic" w:hAnsi="Century Gothic"/>
-          <w:b/>
-          <w:lang w:val="de-DE"/>
-        </w:rPr>
-        <w:t>E-Mail-Adresse</w:t>
-      </w:r>
-    </w:p>
-    <w:p>
-      <w:pPr>
-        <w:spacing w:after="120"/>
-        <w:ind w:hanging="284"/>
-        <w:rPr>
-          <w:rFonts w:ascii="Century Gothic" w:hAnsi="Century Gothic"/>
-          <w:lang w:val="de-DE"/>
-        </w:rPr>
-      </w:pPr>
-      <w:r>
-        <w:rPr>
-          <w:rFonts w:ascii="Century Gothic" w:hAnsi="Century Gothic"/>
-          <w:lang w:val="de-DE"/>
-        </w:rPr>
-        <w:t>beispiel</w:t>
-      </w:r>
-      <w:r>
-        <w:rPr>
-          <w:rFonts w:ascii="Century Gothic" w:hAnsi="Century Gothic"/>
-          <w:lang w:val="de-DE"/>
-        </w:rPr>
-        <w:t>@gmail.com</w:t>
+        <w:t>[Postleitzahl Ort]</w:t>
       </w:r>
     </w:p>
     <w:p>
@@ -1957,6 +1838,53 @@
         <w:ind w:hanging="284"/>
         <w:rPr>
           <w:rFonts w:ascii="Century Gothic" w:hAnsi="Century Gothic"/>
+          <w:b/>
+          <w:lang w:val="de-DE"/>
+        </w:rPr>
+      </w:pPr>
+      <w:r>
+        <w:rPr>
+          <w:rFonts w:ascii="Century Gothic" w:hAnsi="Century Gothic"/>
+          <w:b/>
+          <w:lang w:val="de-DE"/>
+        </w:rPr>
+        <w:t>E-Mail-Adresse</w:t>
+      </w:r>
+      <w:r>
+        <w:rPr>
+          <w:rFonts w:ascii="Century Gothic" w:hAnsi="Century Gothic"/>
+          <w:b/>
+          <w:lang w:val="de-DE"/>
+        </w:rPr>
+        <w:tab/>
+      </w:r>
+    </w:p>
+    <w:p>
+      <w:pPr>
+        <w:spacing w:after="120"/>
+        <w:ind w:hanging="284"/>
+        <w:rPr>
+          <w:rFonts w:ascii="Century Gothic" w:hAnsi="Century Gothic"/>
+          <w:lang w:val="de-DE"/>
+        </w:rPr>
+      </w:pPr>
+      <w:r>
+        <w:rPr>
+          <w:rFonts w:ascii="Century Gothic" w:hAnsi="Century Gothic"/>
+          <w:lang w:val="de-DE"/>
+        </w:rPr>
+        <w:t>[E-Mail-Adresse]</w:t>
+      </w:r>
+    </w:p>
+    <w:p>
+      <w:pPr>
+        <w:tabs>
+          <w:tab w:val="right" w:pos="10466"/>
+        </w:tabs>
+        <w:spacing w:after="0"/>
+        <w:ind w:hanging="284"/>
+        <w:rPr>
+          <w:rFonts w:ascii="Century Gothic" w:hAnsi="Century Gothic"/>
           <w:lang w:val="de-DE"/>
         </w:rPr>
       </w:pPr>
@@ -1997,10 +1925,10 @@
         <mc:AlternateContent>
           <mc:Choice Requires="wps">
             <w:drawing>
-              <wp:anchor distT="0" distB="0" distL="114300" distR="114300" simplePos="0" relativeHeight="251680768" behindDoc="0" locked="0" layoutInCell="1" allowOverlap="1" wp14:anchorId="49CBA8C7" wp14:editId="2516AFDD">
+              <wp:anchor distT="0" distB="0" distL="114300" distR="114300" simplePos="0" relativeHeight="251680768" behindDoc="0" locked="0" layoutInCell="1" allowOverlap="1" wp14:anchorId="20E776F7" wp14:editId="6ACB92E2">
                 <wp:simplePos x="0" y="0"/>
                 <wp:positionH relativeFrom="column">
-                  <wp:posOffset>-287020</wp:posOffset>
+                  <wp:posOffset>-318608</wp:posOffset>
                 </wp:positionH>
                 <wp:positionV relativeFrom="paragraph">
                   <wp:posOffset>795020</wp:posOffset>
@@ -2059,7 +1987,7 @@
           </mc:Choice>
           <mc:Fallback>
             <w:pict>
-              <v:line id="Gerade Verbindung 15" o:spid="_x0000_s1026" style="position:absolute;flip:x;z-index:251680768;visibility:visible;mso-wrap-style:square;mso-width-percent:0;mso-height-percent:0;mso-wrap-distance-left:9pt;mso-wrap-distance-top:0;mso-wrap-distance-right:9pt;mso-wrap-distance-bottom:0;mso-position-horizontal:absolute;mso-position-horizontal-relative:text;mso-position-vertical:absolute;mso-position-vertical-relative:text;mso-width-percent:0;mso-height-percent:0;mso-width-relative:margin;mso-height-relative:margin" from="-22.6pt,62.6pt" to="-21.8pt,512.95pt" o:gfxdata="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" strokecolor="#1abc9c" strokeweight="2pt">
+              <v:line id="Gerade Verbindung 15" o:spid="_x0000_s1026" style="position:absolute;flip:x;z-index:251680768;visibility:visible;mso-wrap-style:square;mso-width-percent:0;mso-height-percent:0;mso-wrap-distance-left:9pt;mso-wrap-distance-top:0;mso-wrap-distance-right:9pt;mso-wrap-distance-bottom:0;mso-position-horizontal:absolute;mso-position-horizontal-relative:text;mso-position-vertical:absolute;mso-position-vertical-relative:text;mso-width-percent:0;mso-height-percent:0;mso-width-relative:margin;mso-height-relative:margin" from="-25.1pt,62.6pt" to="-24.3pt,512.95pt" o:gfxdata="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" strokecolor="#1abc9c" strokeweight="2pt">
                 <v:stroke opacity="32896f"/>
               </v:line>
             </w:pict>
@@ -2069,107 +1997,10 @@
       <w:r>
         <w:rPr>
           <w:rFonts w:ascii="Century Gothic" w:hAnsi="Century Gothic"/>
-          <w:b/>
-          <w:noProof/>
-          <w:sz w:val="56"/>
-          <w:lang w:eastAsia="de-AT"/>
-        </w:rPr>
-        <mc:AlternateContent>
-          <mc:Choice Requires="wps">
-            <w:drawing>
-              <wp:anchor distT="0" distB="0" distL="114300" distR="114300" simplePos="0" relativeHeight="251686912" behindDoc="1" locked="0" layoutInCell="1" allowOverlap="1" wp14:anchorId="5A174B72" wp14:editId="4AB62C3B">
-                <wp:simplePos x="0" y="0"/>
-                <wp:positionH relativeFrom="column">
-                  <wp:posOffset>1933575</wp:posOffset>
-                </wp:positionH>
-                <wp:positionV relativeFrom="paragraph">
-                  <wp:posOffset>6123940</wp:posOffset>
-                </wp:positionV>
-                <wp:extent cx="4862195" cy="698500"/>
-                <wp:effectExtent l="0" t="0" r="0" b="6350"/>
-                <wp:wrapNone/>
-                <wp:docPr id="20" name="Rechteck 20"/>
-                <wp:cNvGraphicFramePr/>
-                <a:graphic xmlns:a="http://schemas.openxmlformats.org/drawingml/2006/main">
-                  <a:graphicData uri="http://schemas.microsoft.com/office/word/2010/wordprocessingShape">
-                    <wps:wsp>
-                      <wps:cNvSpPr/>
-                      <wps:spPr>
-                        <a:xfrm>
-                          <a:off x="0" y="0"/>
-                          <a:ext cx="4862195" cy="698500"/>
-                        </a:xfrm>
-                        <a:prstGeom prst="rect">
-                          <a:avLst/>
-                        </a:prstGeom>
-                        <a:solidFill>
-                          <a:srgbClr val="9018AE">
-                            <a:alpha val="4706"/>
-                          </a:srgbClr>
-                        </a:solidFill>
-                        <a:ln>
-                          <a:noFill/>
-                        </a:ln>
-                      </wps:spPr>
-                      <wps:style>
-                        <a:lnRef idx="2">
-                          <a:schemeClr val="accent1">
-                            <a:shade val="50000"/>
-                          </a:schemeClr>
-                        </a:lnRef>
-                        <a:fillRef idx="1">
-                          <a:schemeClr val="accent1"/>
-                        </a:fillRef>
-                        <a:effectRef idx="0">
-                          <a:schemeClr val="accent1"/>
-                        </a:effectRef>
-                        <a:fontRef idx="minor">
-                          <a:schemeClr val="lt1"/>
-                        </a:fontRef>
-                      </wps:style>
-                      <wps:bodyPr rot="0" spcFirstLastPara="0" vertOverflow="overflow" horzOverflow="overflow" vert="horz" wrap="square" lIns="91440" tIns="45720" rIns="91440" bIns="45720" numCol="1" spcCol="0" rtlCol="0" fromWordArt="0" anchor="ctr" anchorCtr="0" forceAA="0" compatLnSpc="1">
-                        <a:prstTxWarp prst="textNoShape">
-                          <a:avLst/>
-                        </a:prstTxWarp>
-                        <a:noAutofit/>
-                      </wps:bodyPr>
-                    </wps:wsp>
-                  </a:graphicData>
-                </a:graphic>
-                <wp14:sizeRelH relativeFrom="margin">
-                  <wp14:pctWidth>0</wp14:pctWidth>
-                </wp14:sizeRelH>
-                <wp14:sizeRelV relativeFrom="margin">
-                  <wp14:pctHeight>0</wp14:pctHeight>
-                </wp14:sizeRelV>
-              </wp:anchor>
-            </w:drawing>
-          </mc:Choice>
-          <mc:Fallback>
-            <w:pict>
-              <v:rect id="Rechteck 20" o:spid="_x0000_s1026" style="position:absolute;margin-left:152.25pt;margin-top:482.2pt;width:382.85pt;height:55pt;z-index:-251629568;visibility:visible;mso-wrap-style:square;mso-width-percent:0;mso-height-percent:0;mso-wrap-distance-left:9pt;mso-wrap-distance-top:0;mso-wrap-distance-right:9pt;mso-wrap-distance-bottom:0;mso-position-horizontal:absolute;mso-position-horizontal-relative:text;mso-position-vertical:absolute;mso-position-vertical-relative:text;mso-width-percent:0;mso-height-percent:0;mso-width-relative:margin;mso-height-relative:margin;v-text-anchor:middle" o:gfxdata="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" fillcolor="#9018ae" stroked="f" strokeweight="2pt">
-                <v:fill opacity="3084f"/>
-              </v:rect>
-            </w:pict>
-          </mc:Fallback>
-        </mc:AlternateContent>
+          <w:lang w:val="de-DE"/>
+        </w:rPr>
+        <w:t>[E-Mail-Adresse]</w:t>
       </w:r>
-      <w:r>
-        <w:rPr>
-          <w:rFonts w:ascii="Century Gothic" w:hAnsi="Century Gothic"/>
-          <w:lang w:val="de-DE"/>
-        </w:rPr>
-        <w:t xml:space="preserve">+43 </w:t>
-      </w:r>
-      <w:r>
-        <w:rPr>
-          <w:rFonts w:ascii="Century Gothic" w:hAnsi="Century Gothic"/>
-          <w:lang w:val="de-DE"/>
-        </w:rPr>
-        <w:t>123456789</w:t>
-      </w:r>
-      <w:bookmarkStart w:id="0" w:name="_GoBack"/>
-      <w:bookmarkEnd w:id="0"/>
     </w:p>
     <w:sectPr>
       <w:pgSz w:w="11906" w:h="16838"/>
@@ -2340,7 +2171,7 @@
   <w:style w:type="paragraph" w:default="1" w:styleId="Standard">
     <w:name w:val="Normal"/>
     <w:qFormat/>
-    <w:rsid w:val="00D54268"/>
+    <w:rsid w:val="005C78B3"/>
   </w:style>
   <w:style w:type="character" w:default="1" w:styleId="Absatz-Standardschriftart">
     <w:name w:val="Default Paragraph Font"/>
@@ -2582,7 +2413,7 @@
   <w:style w:type="paragraph" w:default="1" w:styleId="Standard">
     <w:name w:val="Normal"/>
     <w:qFormat/>
-    <w:rsid w:val="00D54268"/>
+    <w:rsid w:val="005C78B3"/>
   </w:style>
   <w:style w:type="character" w:default="1" w:styleId="Absatz-Standardschriftart">
     <w:name w:val="Default Paragraph Font"/>
@@ -2955,7 +2786,7 @@
 </file>
 
 <file path=customXml/itemProps1.xml><?xml version="1.0" encoding="utf-8"?>
-<ds:datastoreItem xmlns:ds="http://schemas.openxmlformats.org/officeDocument/2006/customXml" ds:itemID="{720DA34E-FC22-4485-B974-454401D43D0B}">
+<ds:datastoreItem xmlns:ds="http://schemas.openxmlformats.org/officeDocument/2006/customXml" ds:itemID="{53311632-077E-4FE5-BEEB-DB697B9BE417}">
   <ds:schemaRefs>
     <ds:schemaRef ds:uri="http://schemas.openxmlformats.org/officeDocument/2006/bibliography"/>
   </ds:schemaRefs>
